--- a/docs/reports/实验1-系统目标及功能简述.docx
+++ b/docs/reports/实验1-系统目标及功能简述.docx
@@ -353,7 +353,7 @@
           <w:b w:val="0"/>
           <w:sz w:val="21"/>
         </w:rPr>
-        <w:t>StarUML 安装与配置记录：按指导书要求运行 StarUML-5.0-with-cm.exe 完成安装；安装后右键 StarUML.exe →「属性」→「兼容性」，勾选「以兼容模式运行这个程序」后确定，再启动工具；启动后选择 Empty Project，新建名为 Hotel-Booking-System 的工程。图 1 为工具启动并新建工程的界面。</w:t>
+        <w:t>StarUML 安装与配置记录：按指导书要求运行 StarUML-5.0-with-cm.exe 完成安装；安装后右键 StarUML.exe →「属性」→「兼容性」，勾选「以兼容模式运行这个程序」后确定，再启动工具；启动后选择 Empty Project，新建名为 Hotel-Booking-System 的工程。图 1 为工具启动并新建工程的界面，图 2 为兼容性设置界面。</w:t>
       </w:r>
     </w:p>
     <w:p>
@@ -414,51 +414,48 @@
         <w:t>图 1　StarUML 启动并新建 Hotel-Booking-System 工程</w:t>
       </w:r>
     </w:p>
-    <w:tbl>
-      <w:tblPr>
-        <w:tblW w:type="auto" w:w="0"/>
+    <w:p>
+      <w:pPr>
+        <w:keepNext/>
+        <w:spacing w:before="120" w:after="0"/>
+        <w:ind w:firstLine="0"/>
         <w:jc w:val="center"/>
-        <w:tblLayout w:type="fixed"/>
-        <w:tblLook w:firstColumn="1" w:firstRow="1" w:lastColumn="0" w:lastRow="0" w:noHBand="0" w:noVBand="1" w:val="04A0"/>
-        <w:tblBorders>
-          <w:top w:val="dashed" w:sz="6" w:space="0" w:color="A6A6A6"/>
-          <w:left w:val="dashed" w:sz="6" w:space="0" w:color="A6A6A6"/>
-          <w:bottom w:val="dashed" w:sz="6" w:space="0" w:color="A6A6A6"/>
-          <w:right w:val="dashed" w:sz="6" w:space="0" w:color="A6A6A6"/>
-          <w:insideH w:val="dashed" w:sz="6" w:space="0" w:color="A6A6A6"/>
-          <w:insideV w:val="dashed" w:sz="6" w:space="0" w:color="A6A6A6"/>
-        </w:tblBorders>
-      </w:tblPr>
-      <w:tblGrid>
-        <w:gridCol w:w="8504"/>
-      </w:tblGrid>
-      <w:tr>
-        <w:trPr>
-          <w:trHeight w:val="2268"/>
-        </w:trPr>
-        <w:tc>
-          <w:tcPr>
-            <w:tcW w:type="dxa" w:w="8220"/>
-            <w:vAlign w:val="center"/>
-          </w:tcPr>
-          <w:p>
-            <w:pPr>
-              <w:spacing w:line="276" w:lineRule="auto" w:before="40" w:after="40"/>
-              <w:jc w:val="center"/>
-            </w:pPr>
-            <w:r>
-              <w:rPr>
-                <w:rFonts w:ascii="Times New Roman" w:hAnsi="Times New Roman" w:eastAsia="宋体"/>
-                <w:b w:val="0"/>
-                <w:color w:val="808080"/>
-                <w:sz w:val="21"/>
-              </w:rPr>
-              <w:t>（图 2 位置：StarUML.exe 兼容性设置截图，提交前补入）</w:t>
-            </w:r>
-          </w:p>
-        </w:tc>
-      </w:tr>
-    </w:tbl>
+      </w:pPr>
+      <w:r>
+        <w:drawing>
+          <wp:inline xmlns:a="http://schemas.openxmlformats.org/drawingml/2006/main" xmlns:pic="http://schemas.openxmlformats.org/drawingml/2006/picture">
+            <wp:extent cx="5220000" cy="4004693"/>
+            <wp:docPr id="2" name="Picture 2"/>
+            <wp:cNvGraphicFramePr>
+              <a:graphicFrameLocks noChangeAspect="1"/>
+            </wp:cNvGraphicFramePr>
+            <a:graphic>
+              <a:graphicData uri="http://schemas.openxmlformats.org/drawingml/2006/picture">
+                <pic:pic>
+                  <pic:nvPicPr>
+                    <pic:cNvPr id="0" name="实验1-StarUML兼容模式.png"/>
+                    <pic:cNvPicPr/>
+                  </pic:nvPicPr>
+                  <pic:blipFill>
+                    <a:blip r:embed="rId11"/>
+                    <a:stretch>
+                      <a:fillRect/>
+                    </a:stretch>
+                  </pic:blipFill>
+                  <pic:spPr>
+                    <a:xfrm>
+                      <a:off x="0" y="0"/>
+                      <a:ext cx="5220000" cy="4004693"/>
+                    </a:xfrm>
+                    <a:prstGeom prst="rect"/>
+                  </pic:spPr>
+                </pic:pic>
+              </a:graphicData>
+            </a:graphic>
+          </wp:inline>
+        </w:drawing>
+      </w:r>
+    </w:p>
     <w:p>
       <w:pPr>
         <w:spacing w:line="240" w:lineRule="auto" w:before="60" w:after="180"/>
@@ -472,7 +469,7 @@
           <w:color w:val="404040"/>
           <w:sz w:val="21"/>
         </w:rPr>
-        <w:t>图 2　StarUML 兼容性设置（待补）</w:t>
+        <w:t>图 2　StarUML.exe 兼容性设置（Windows XP 兼容模式）</w:t>
       </w:r>
     </w:p>
     <w:p>
@@ -651,7 +648,7 @@
         <w:drawing>
           <wp:inline xmlns:a="http://schemas.openxmlformats.org/drawingml/2006/main" xmlns:pic="http://schemas.openxmlformats.org/drawingml/2006/picture">
             <wp:extent cx="5220000" cy="1044000"/>
-            <wp:docPr id="2" name="Picture 2"/>
+            <wp:docPr id="3" name="Picture 3"/>
             <wp:cNvGraphicFramePr>
               <a:graphicFrameLocks noChangeAspect="1"/>
             </wp:cNvGraphicFramePr>
@@ -663,7 +660,7 @@
                     <pic:cNvPicPr/>
                   </pic:nvPicPr>
                   <pic:blipFill>
-                    <a:blip r:embed="rId11"/>
+                    <a:blip r:embed="rId12"/>
                     <a:stretch>
                       <a:fillRect/>
                     </a:stretch>

--- a/docs/reports/实验1-系统目标及功能简述.docx
+++ b/docs/reports/实验1-系统目标及功能简述.docx
@@ -2498,34 +2498,6 @@
         <w:jc w:val="both"/>
       </w:pPr>
     </w:p>
-    <w:p>
-      <w:pPr>
-        <w:spacing w:line="360" w:lineRule="auto" w:before="0" w:after="0"/>
-        <w:ind w:firstLine="480"/>
-      </w:pPr>
-      <w:r>
-        <w:rPr>
-          <w:rFonts w:ascii="Times New Roman" w:hAnsi="Times New Roman" w:eastAsia="宋体"/>
-          <w:i w:val="0"/>
-          <w:sz w:val="24"/>
-        </w:rPr>
-        <w:t>本报告由成员A 撰写，成员B 参与评审。</w:t>
-      </w:r>
-    </w:p>
-    <w:p>
-      <w:pPr>
-        <w:spacing w:line="360" w:lineRule="auto" w:before="0" w:after="0"/>
-      </w:pPr>
-      <w:r>
-        <w:rPr>
-          <w:rFonts w:ascii="Times New Roman" w:hAnsi="Times New Roman" w:eastAsia="宋体"/>
-          <w:i/>
-          <w:color w:val="595959"/>
-          <w:sz w:val="21"/>
-        </w:rPr>
-        <w:t>（图 4 待补：成员A、成员B 在 GitHub 上互相 Review 并合并 PR 的截图）</w:t>
-      </w:r>
-    </w:p>
     <w:sectPr>
       <w:footerReference r:id="rId5" w:type="default"/>
       <w:pgSz w:w="11906" w:h="16838"/>

--- a/docs/reports/实验1-系统目标及功能简述.docx
+++ b/docs/reports/实验1-系统目标及功能简述.docx
@@ -2498,6 +2498,62 @@
         <w:jc w:val="both"/>
       </w:pPr>
     </w:p>
+    <w:p>
+      <w:pPr>
+        <w:spacing w:before="120" w:after="0"/>
+        <w:ind w:firstLine="0"/>
+        <w:jc w:val="center"/>
+      </w:pPr>
+      <w:r>
+        <w:drawing>
+          <wp:inline xmlns:a="http://schemas.openxmlformats.org/drawingml/2006/main" xmlns:pic="http://schemas.openxmlformats.org/drawingml/2006/picture">
+            <wp:extent cx="5220000" cy="2604892"/>
+            <wp:docPr id="4" name="Picture 4"/>
+            <wp:cNvGraphicFramePr>
+              <a:graphicFrameLocks noChangeAspect="1"/>
+            </wp:cNvGraphicFramePr>
+            <a:graphic>
+              <a:graphicData uri="http://schemas.openxmlformats.org/drawingml/2006/picture">
+                <pic:pic>
+                  <pic:nvPicPr>
+                    <pic:cNvPr id="0" name="实验1_PR评审.png"/>
+                    <pic:cNvPicPr/>
+                  </pic:nvPicPr>
+                  <pic:blipFill>
+                    <a:blip r:embed="rId13"/>
+                    <a:stretch>
+                      <a:fillRect/>
+                    </a:stretch>
+                  </pic:blipFill>
+                  <pic:spPr>
+                    <a:xfrm>
+                      <a:off x="0" y="0"/>
+                      <a:ext cx="5220000" cy="2604892"/>
+                    </a:xfrm>
+                    <a:prstGeom prst="rect"/>
+                  </pic:spPr>
+                </pic:pic>
+              </a:graphicData>
+            </a:graphic>
+          </wp:inline>
+        </w:drawing>
+      </w:r>
+    </w:p>
+    <w:p>
+      <w:pPr>
+        <w:spacing w:line="240" w:lineRule="auto" w:before="60" w:after="180"/>
+        <w:ind w:firstLine="0"/>
+        <w:jc w:val="center"/>
+      </w:pPr>
+      <w:r>
+        <w:rPr>
+          <w:rFonts w:ascii="Times New Roman" w:hAnsi="Times New Roman" w:eastAsia="宋体"/>
+          <w:color w:val="404040"/>
+          <w:sz w:val="21"/>
+        </w:rPr>
+        <w:t>图 4　成员A（易雨杰）与成员B（叶梅冰）在 GitHub 上互相 Review 的截图（24mbye 批准）</w:t>
+      </w:r>
+    </w:p>
     <w:sectPr>
       <w:footerReference r:id="rId5" w:type="default"/>
       <w:pgSz w:w="11906" w:h="16838"/>

--- a/docs/reports/实验1-系统目标及功能简述.docx
+++ b/docs/reports/实验1-系统目标及功能简述.docx
@@ -2507,7 +2507,7 @@
       <w:r>
         <w:drawing>
           <wp:inline xmlns:a="http://schemas.openxmlformats.org/drawingml/2006/main" xmlns:pic="http://schemas.openxmlformats.org/drawingml/2006/picture">
-            <wp:extent cx="5220000" cy="2604892"/>
+            <wp:extent cx="4860000" cy="3768261"/>
             <wp:docPr id="4" name="Picture 4"/>
             <wp:cNvGraphicFramePr>
               <a:graphicFrameLocks noChangeAspect="1"/>
@@ -2520,7 +2520,7 @@
                     <pic:cNvPicPr/>
                   </pic:nvPicPr>
                   <pic:blipFill>
-                    <a:blip r:embed="rId13"/>
+                    <a:blip r:embed="rId14"/>
                     <a:stretch>
                       <a:fillRect/>
                     </a:stretch>
@@ -2528,7 +2528,7 @@
                   <pic:spPr>
                     <a:xfrm>
                       <a:off x="0" y="0"/>
-                      <a:ext cx="5220000" cy="2604892"/>
+                      <a:ext cx="4860000" cy="3768261"/>
                     </a:xfrm>
                     <a:prstGeom prst="rect"/>
                   </pic:spPr>

--- a/docs/reports/实验1-系统目标及功能简述.docx
+++ b/docs/reports/实验1-系统目标及功能简述.docx
@@ -2554,6 +2554,59 @@
         <w:t>图 4　成员A（易雨杰）与成员B（叶梅冰）在 GitHub 上互相 Review 的截图（24mbye 批准）</w:t>
       </w:r>
     </w:p>
+    <w:p>
+      <w:pPr>
+        <w:pStyle w:val="3"/>
+        <w:ind w:firstLine="0"/>
+      </w:pPr>
+      <w:r>
+        <w:rPr>
+          <w:rFonts w:ascii="Times New Roman" w:hAnsi="Times New Roman" w:eastAsia="黑体"/>
+          <w:b/>
+          <w:sz w:val="30"/>
+        </w:rPr>
+        <w:t>七、参考资料</w:t>
+      </w:r>
+    </w:p>
+    <w:p>
+      <w:pPr>
+        <w:spacing w:line="360" w:lineRule="auto"/>
+        <w:ind w:firstLine="480"/>
+      </w:pPr>
+      <w:r>
+        <w:rPr>
+          <w:rFonts w:ascii="Times New Roman" w:hAnsi="Times New Roman" w:eastAsia="宋体"/>
+          <w:sz w:val="24"/>
+        </w:rPr>
+        <w:t>1. CST9301《软件工程实验指导书》（2024）实验一。</w:t>
+      </w:r>
+    </w:p>
+    <w:p>
+      <w:pPr>
+        <w:spacing w:line="360" w:lineRule="auto"/>
+        <w:ind w:firstLine="480"/>
+      </w:pPr>
+      <w:r>
+        <w:rPr>
+          <w:rFonts w:ascii="Times New Roman" w:hAnsi="Times New Roman" w:eastAsia="宋体"/>
+          <w:sz w:val="24"/>
+        </w:rPr>
+        <w:t>2. 《UML 基础教程》《UML 2.0 实战教程（Trufun）》。</w:t>
+      </w:r>
+    </w:p>
+    <w:p>
+      <w:pPr>
+        <w:spacing w:line="360" w:lineRule="auto"/>
+        <w:ind w:firstLine="480"/>
+      </w:pPr>
+      <w:r>
+        <w:rPr>
+          <w:rFonts w:ascii="Times New Roman" w:hAnsi="Times New Roman" w:eastAsia="宋体"/>
+          <w:sz w:val="24"/>
+        </w:rPr>
+        <w:t>3. OMG UML 2.x Superstructure Specification（UML 语义与表示法部分）。</w:t>
+      </w:r>
+    </w:p>
     <w:sectPr>
       <w:footerReference r:id="rId5" w:type="default"/>
       <w:pgSz w:w="11906" w:h="16838"/>

--- a/docs/reports/实验1-系统目标及功能简述.docx
+++ b/docs/reports/实验1-系统目标及功能简述.docx
@@ -2500,62 +2500,6 @@
     </w:p>
     <w:p>
       <w:pPr>
-        <w:spacing w:before="120" w:after="0"/>
-        <w:ind w:firstLine="0"/>
-        <w:jc w:val="center"/>
-      </w:pPr>
-      <w:r>
-        <w:drawing>
-          <wp:inline xmlns:a="http://schemas.openxmlformats.org/drawingml/2006/main" xmlns:pic="http://schemas.openxmlformats.org/drawingml/2006/picture">
-            <wp:extent cx="4860000" cy="3768261"/>
-            <wp:docPr id="4" name="Picture 4"/>
-            <wp:cNvGraphicFramePr>
-              <a:graphicFrameLocks noChangeAspect="1"/>
-            </wp:cNvGraphicFramePr>
-            <a:graphic>
-              <a:graphicData uri="http://schemas.openxmlformats.org/drawingml/2006/picture">
-                <pic:pic>
-                  <pic:nvPicPr>
-                    <pic:cNvPr id="0" name="实验1_PR评审.png"/>
-                    <pic:cNvPicPr/>
-                  </pic:nvPicPr>
-                  <pic:blipFill>
-                    <a:blip r:embed="rId14"/>
-                    <a:stretch>
-                      <a:fillRect/>
-                    </a:stretch>
-                  </pic:blipFill>
-                  <pic:spPr>
-                    <a:xfrm>
-                      <a:off x="0" y="0"/>
-                      <a:ext cx="4860000" cy="3768261"/>
-                    </a:xfrm>
-                    <a:prstGeom prst="rect"/>
-                  </pic:spPr>
-                </pic:pic>
-              </a:graphicData>
-            </a:graphic>
-          </wp:inline>
-        </w:drawing>
-      </w:r>
-    </w:p>
-    <w:p>
-      <w:pPr>
-        <w:spacing w:line="240" w:lineRule="auto" w:before="60" w:after="180"/>
-        <w:ind w:firstLine="0"/>
-        <w:jc w:val="center"/>
-      </w:pPr>
-      <w:r>
-        <w:rPr>
-          <w:rFonts w:ascii="Times New Roman" w:hAnsi="Times New Roman" w:eastAsia="宋体"/>
-          <w:color w:val="404040"/>
-          <w:sz w:val="21"/>
-        </w:rPr>
-        <w:t>图 4　成员A（易雨杰）与成员B（叶梅冰）在 GitHub 上互相 Review 的截图（24mbye 批准）</w:t>
-      </w:r>
-    </w:p>
-    <w:p>
-      <w:pPr>
         <w:pStyle w:val="3"/>
         <w:ind w:firstLine="0"/>
       </w:pPr>
@@ -2605,6 +2549,118 @@
           <w:sz w:val="24"/>
         </w:rPr>
         <w:t>3. OMG UML 2.x Superstructure Specification（UML 语义与表示法部分）。</w:t>
+      </w:r>
+    </w:p>
+    <w:p>
+      <w:pPr>
+        <w:spacing w:before="120" w:after="0"/>
+        <w:ind w:firstLine="0"/>
+        <w:jc w:val="center"/>
+      </w:pPr>
+      <w:r>
+        <w:drawing>
+          <wp:inline xmlns:a="http://schemas.openxmlformats.org/drawingml/2006/main" xmlns:pic="http://schemas.openxmlformats.org/drawingml/2006/picture">
+            <wp:extent cx="4680000" cy="4577850"/>
+            <wp:docPr id="4" name="Picture 4"/>
+            <wp:cNvGraphicFramePr>
+              <a:graphicFrameLocks noChangeAspect="1"/>
+            </wp:cNvGraphicFramePr>
+            <a:graphic>
+              <a:graphicData uri="http://schemas.openxmlformats.org/drawingml/2006/picture">
+                <pic:pic>
+                  <pic:nvPicPr>
+                    <pic:cNvPr id="0" name="实验1_PR评审-1.png"/>
+                    <pic:cNvPicPr/>
+                  </pic:nvPicPr>
+                  <pic:blipFill>
+                    <a:blip r:embed="rId15"/>
+                    <a:stretch>
+                      <a:fillRect/>
+                    </a:stretch>
+                  </pic:blipFill>
+                  <pic:spPr>
+                    <a:xfrm>
+                      <a:off x="0" y="0"/>
+                      <a:ext cx="4680000" cy="4577850"/>
+                    </a:xfrm>
+                    <a:prstGeom prst="rect"/>
+                  </pic:spPr>
+                </pic:pic>
+              </a:graphicData>
+            </a:graphic>
+          </wp:inline>
+        </w:drawing>
+      </w:r>
+    </w:p>
+    <w:p>
+      <w:pPr>
+        <w:spacing w:line="240" w:lineRule="auto" w:before="60" w:after="180"/>
+        <w:ind w:firstLine="0"/>
+        <w:jc w:val="center"/>
+      </w:pPr>
+      <w:r>
+        <w:rPr>
+          <w:rFonts w:ascii="Times New Roman" w:hAnsi="Times New Roman" w:eastAsia="宋体"/>
+          <w:color w:val="404040"/>
+          <w:sz w:val="21"/>
+        </w:rPr>
+        <w:t>图 4-1　PR #1 页面：Merged 标记、21 个提交进入 main、评审人已批准</w:t>
+      </w:r>
+    </w:p>
+    <w:p>
+      <w:pPr>
+        <w:spacing w:before="120" w:after="0"/>
+        <w:ind w:firstLine="0"/>
+        <w:jc w:val="center"/>
+      </w:pPr>
+      <w:r>
+        <w:drawing>
+          <wp:inline xmlns:a="http://schemas.openxmlformats.org/drawingml/2006/main" xmlns:pic="http://schemas.openxmlformats.org/drawingml/2006/picture">
+            <wp:extent cx="4680000" cy="4555048"/>
+            <wp:docPr id="5" name="Picture 5"/>
+            <wp:cNvGraphicFramePr>
+              <a:graphicFrameLocks noChangeAspect="1"/>
+            </wp:cNvGraphicFramePr>
+            <a:graphic>
+              <a:graphicData uri="http://schemas.openxmlformats.org/drawingml/2006/picture">
+                <pic:pic>
+                  <pic:nvPicPr>
+                    <pic:cNvPr id="0" name="实验1_PR评审-2.png"/>
+                    <pic:cNvPicPr/>
+                  </pic:nvPicPr>
+                  <pic:blipFill>
+                    <a:blip r:embed="rId16"/>
+                    <a:stretch>
+                      <a:fillRect/>
+                    </a:stretch>
+                  </pic:blipFill>
+                  <pic:spPr>
+                    <a:xfrm>
+                      <a:off x="0" y="0"/>
+                      <a:ext cx="4680000" cy="4555048"/>
+                    </a:xfrm>
+                    <a:prstGeom prst="rect"/>
+                  </pic:spPr>
+                </pic:pic>
+              </a:graphicData>
+            </a:graphic>
+          </wp:inline>
+        </w:drawing>
+      </w:r>
+    </w:p>
+    <w:p>
+      <w:pPr>
+        <w:spacing w:line="240" w:lineRule="auto" w:before="60" w:after="180"/>
+        <w:ind w:firstLine="0"/>
+        <w:jc w:val="center"/>
+      </w:pPr>
+      <w:r>
+        <w:rPr>
+          <w:rFonts w:ascii="Times New Roman" w:hAnsi="Times New Roman" w:eastAsia="宋体"/>
+          <w:color w:val="404040"/>
+          <w:sz w:val="21"/>
+        </w:rPr>
+        <w:t>图 4-2　PR #1 合并记录：成员B（24mbye）批准、成员A 合并，合并提交 382cf6e</w:t>
       </w:r>
     </w:p>
     <w:sectPr>

--- a/docs/reports/实验1-系统目标及功能简述.docx
+++ b/docs/reports/实验1-系统目标及功能简述.docx
@@ -61,27 +61,7 @@
           <w:szCs w:val="20"/>
           <w:lang w:val="en-US" w:eastAsia="zh-CN"/>
         </w:rPr>
-        <w:t xml:space="preserve">        </w:t>
-      </w:r>
-      <w:r>
-        <w:rPr>
-          <w:rFonts w:hint="eastAsia"/>
-          <w:b w:val="0"/>
-          <w:sz w:val="16"/>
-          <w:szCs w:val="20"/>
-          <w:lang w:val="en-US" w:eastAsia="zh-CN"/>
-        </w:rPr>
-        <w:t xml:space="preserve">      </w:t>
-      </w:r>
-      <w:r>
-        <w:rPr>
-          <w:rFonts w:hint="eastAsia"/>
-          <w:b w:val="0"/>
-          <w:sz w:val="16"/>
-          <w:szCs w:val="20"/>
-          <w:lang w:val="en-US" w:eastAsia="zh-CN"/>
-        </w:rPr>
-        <w:t xml:space="preserve">  </w:t>
+        <w:t xml:space="preserve">                </w:t>
       </w:r>
       <w:r>
         <w:rPr>
@@ -100,27 +80,7 @@
           <w:szCs w:val="20"/>
           <w:lang w:val="en-US" w:eastAsia="zh-CN"/>
         </w:rPr>
-        <w:t xml:space="preserve">      </w:t>
-      </w:r>
-      <w:r>
-        <w:rPr>
-          <w:rFonts w:hint="eastAsia"/>
-          <w:b w:val="0"/>
-          <w:sz w:val="16"/>
-          <w:szCs w:val="20"/>
-          <w:lang w:val="en-US" w:eastAsia="zh-CN"/>
-        </w:rPr>
-        <w:t xml:space="preserve">       </w:t>
-      </w:r>
-      <w:r>
-        <w:rPr>
-          <w:rFonts w:hint="eastAsia"/>
-          <w:b w:val="0"/>
-          <w:sz w:val="16"/>
-          <w:szCs w:val="20"/>
-          <w:lang w:val="en-US" w:eastAsia="zh-CN"/>
-        </w:rPr>
-        <w:t xml:space="preserve">      </w:t>
+        <w:t xml:space="preserve">                   </w:t>
       </w:r>
       <w:r>
         <w:rPr>
@@ -413,8 +373,6 @@
         </w:rPr>
         <w:t>二、实验要求</w:t>
       </w:r>
-      <w:bookmarkStart w:id="0" w:name="_GoBack"/>
-      <w:bookmarkEnd w:id="0"/>
     </w:p>
     <w:p>
       <w:pPr>
@@ -533,7 +491,79 @@
           <w:b w:val="0"/>
           <w:sz w:val="21"/>
         </w:rPr>
-        <w:t>版本控制与团队协作，主干 main，成员A 使用 dev-A、成员B 使用 dev-B。</w:t>
+        <w:t>版本控制与团队协作，主干 main，成员A</w:t>
+      </w:r>
+      <w:r>
+        <w:rPr>
+          <w:rFonts w:hint="eastAsia"/>
+          <w:b w:val="0"/>
+          <w:sz w:val="21"/>
+          <w:lang w:eastAsia="zh-CN"/>
+        </w:rPr>
+        <w:t>（</w:t>
+      </w:r>
+      <w:r>
+        <w:rPr>
+          <w:rFonts w:hint="eastAsia"/>
+          <w:b w:val="0"/>
+          <w:sz w:val="21"/>
+          <w:lang w:val="en-US" w:eastAsia="zh-CN"/>
+        </w:rPr>
+        <w:t>易雨杰</w:t>
+      </w:r>
+      <w:r>
+        <w:rPr>
+          <w:rFonts w:hint="eastAsia"/>
+          <w:b w:val="0"/>
+          <w:sz w:val="21"/>
+          <w:lang w:eastAsia="zh-CN"/>
+        </w:rPr>
+        <w:t>）</w:t>
+      </w:r>
+      <w:r>
+        <w:rPr>
+          <w:rFonts w:ascii="Times New Roman" w:hAnsi="Times New Roman" w:eastAsia="宋体"/>
+          <w:b w:val="0"/>
+          <w:sz w:val="21"/>
+        </w:rPr>
+        <w:t xml:space="preserve"> 使用 dev-A、成员B</w:t>
+      </w:r>
+      <w:r>
+        <w:rPr>
+          <w:rFonts w:hint="eastAsia"/>
+          <w:b w:val="0"/>
+          <w:sz w:val="21"/>
+          <w:lang w:eastAsia="zh-CN"/>
+        </w:rPr>
+        <w:t>（</w:t>
+      </w:r>
+      <w:r>
+        <w:rPr>
+          <w:rFonts w:hint="eastAsia"/>
+          <w:b w:val="0"/>
+          <w:sz w:val="21"/>
+          <w:lang w:val="en-US" w:eastAsia="zh-CN"/>
+        </w:rPr>
+        <w:t>叶梅冰</w:t>
+      </w:r>
+      <w:bookmarkStart w:id="0" w:name="_GoBack"/>
+      <w:bookmarkEnd w:id="0"/>
+      <w:r>
+        <w:rPr>
+          <w:rFonts w:hint="eastAsia"/>
+          <w:b w:val="0"/>
+          <w:sz w:val="21"/>
+          <w:lang w:eastAsia="zh-CN"/>
+        </w:rPr>
+        <w:t>）</w:t>
+      </w:r>
+      <w:r>
+        <w:rPr>
+          <w:rFonts w:ascii="Times New Roman" w:hAnsi="Times New Roman" w:eastAsia="宋体"/>
+          <w:b w:val="0"/>
+          <w:sz w:val="21"/>
+        </w:rPr>
+        <w:t xml:space="preserve"> 使用 dev-B。</w:t>
       </w:r>
     </w:p>
     <w:p>
@@ -2494,61 +2524,30 @@
     <w:p>
       <w:pPr>
         <w:spacing w:before="0" w:after="0" w:line="360" w:lineRule="auto"/>
-        <w:ind w:firstLine="480"/>
         <w:jc w:val="both"/>
+        <w:rPr>
+          <w:rFonts w:hint="eastAsia"/>
+          <w:sz w:val="8"/>
+          <w:szCs w:val="6"/>
+          <w:lang w:val="en-US" w:eastAsia="zh-CN"/>
+        </w:rPr>
       </w:pPr>
     </w:p>
     <w:p>
       <w:pPr>
-        <w:pStyle w:val="3"/>
-        <w:ind w:firstLine="0"/>
+        <w:spacing w:before="0" w:after="0" w:line="360" w:lineRule="auto"/>
+        <w:jc w:val="both"/>
+        <w:rPr>
+          <w:rFonts w:hint="eastAsia" w:eastAsia="宋体"/>
+          <w:lang w:val="en-US" w:eastAsia="zh-CN"/>
+        </w:rPr>
       </w:pPr>
       <w:r>
         <w:rPr>
-          <w:rFonts w:ascii="Times New Roman" w:hAnsi="Times New Roman" w:eastAsia="黑体"/>
-          <w:b/>
-          <w:sz w:val="30"/>
+          <w:rFonts w:hint="eastAsia"/>
+          <w:lang w:val="en-US" w:eastAsia="zh-CN"/>
         </w:rPr>
-        <w:t>七、参考资料</w:t>
-      </w:r>
-    </w:p>
-    <w:p>
-      <w:pPr>
-        <w:spacing w:line="360" w:lineRule="auto"/>
-        <w:ind w:firstLine="480"/>
-      </w:pPr>
-      <w:r>
-        <w:rPr>
-          <w:rFonts w:ascii="Times New Roman" w:hAnsi="Times New Roman" w:eastAsia="宋体"/>
-          <w:sz w:val="24"/>
-        </w:rPr>
-        <w:t>1. CST9301《软件工程实验指导书》（2024）实验一。</w:t>
-      </w:r>
-    </w:p>
-    <w:p>
-      <w:pPr>
-        <w:spacing w:line="360" w:lineRule="auto"/>
-        <w:ind w:firstLine="480"/>
-      </w:pPr>
-      <w:r>
-        <w:rPr>
-          <w:rFonts w:ascii="Times New Roman" w:hAnsi="Times New Roman" w:eastAsia="宋体"/>
-          <w:sz w:val="24"/>
-        </w:rPr>
-        <w:t>2. 《UML 基础教程》《UML 2.0 实战教程（Trufun）》。</w:t>
-      </w:r>
-    </w:p>
-    <w:p>
-      <w:pPr>
-        <w:spacing w:line="360" w:lineRule="auto"/>
-        <w:ind w:firstLine="480"/>
-      </w:pPr>
-      <w:r>
-        <w:rPr>
-          <w:rFonts w:ascii="Times New Roman" w:hAnsi="Times New Roman" w:eastAsia="宋体"/>
-          <w:sz w:val="24"/>
-        </w:rPr>
-        <w:t>3. OMG UML 2.x Superstructure Specification（UML 语义与表示法部分）。</w:t>
+        <w:t>仓库：https://github.com/yyj138/Hotel-Booking-System</w:t>
       </w:r>
     </w:p>
     <w:p>
@@ -2559,21 +2558,24 @@
       </w:pPr>
       <w:r>
         <w:drawing>
-          <wp:inline xmlns:a="http://schemas.openxmlformats.org/drawingml/2006/main" xmlns:pic="http://schemas.openxmlformats.org/drawingml/2006/picture">
-            <wp:extent cx="4680000" cy="4577850"/>
+          <wp:inline distT="0" distB="0" distL="114300" distR="114300">
+            <wp:extent cx="2650490" cy="2593340"/>
+            <wp:effectExtent l="0" t="0" r="3810" b="10160"/>
             <wp:docPr id="4" name="Picture 4"/>
             <wp:cNvGraphicFramePr>
-              <a:graphicFrameLocks noChangeAspect="1"/>
+              <a:graphicFrameLocks xmlns:a="http://schemas.openxmlformats.org/drawingml/2006/main" noChangeAspect="1"/>
             </wp:cNvGraphicFramePr>
-            <a:graphic>
+            <a:graphic xmlns:a="http://schemas.openxmlformats.org/drawingml/2006/main">
               <a:graphicData uri="http://schemas.openxmlformats.org/drawingml/2006/picture">
-                <pic:pic>
+                <pic:pic xmlns:pic="http://schemas.openxmlformats.org/drawingml/2006/picture">
                   <pic:nvPicPr>
-                    <pic:cNvPr id="0" name="实验1_PR评审-1.png"/>
-                    <pic:cNvPicPr/>
+                    <pic:cNvPr id="4" name="Picture 4"/>
+                    <pic:cNvPicPr>
+                      <a:picLocks noChangeAspect="1"/>
+                    </pic:cNvPicPr>
                   </pic:nvPicPr>
                   <pic:blipFill>
-                    <a:blip r:embed="rId15"/>
+                    <a:blip r:embed="rId10"/>
                     <a:stretch>
                       <a:fillRect/>
                     </a:stretch>
@@ -2581,9 +2583,57 @@
                   <pic:spPr>
                     <a:xfrm>
                       <a:off x="0" y="0"/>
-                      <a:ext cx="4680000" cy="4577850"/>
+                      <a:ext cx="2650490" cy="2593340"/>
                     </a:xfrm>
-                    <a:prstGeom prst="rect"/>
+                    <a:prstGeom prst="rect">
+                      <a:avLst/>
+                    </a:prstGeom>
+                  </pic:spPr>
+                </pic:pic>
+              </a:graphicData>
+            </a:graphic>
+          </wp:inline>
+        </w:drawing>
+      </w:r>
+      <w:r>
+        <w:rPr>
+          <w:rFonts w:hint="eastAsia"/>
+          <w:lang w:val="en-US" w:eastAsia="zh-CN"/>
+        </w:rPr>
+        <w:t xml:space="preserve">  </w:t>
+      </w:r>
+      <w:r>
+        <w:drawing>
+          <wp:inline distT="0" distB="0" distL="114300" distR="114300">
+            <wp:extent cx="2651125" cy="2581275"/>
+            <wp:effectExtent l="0" t="0" r="3175" b="9525"/>
+            <wp:docPr id="5" name="Picture 5"/>
+            <wp:cNvGraphicFramePr>
+              <a:graphicFrameLocks xmlns:a="http://schemas.openxmlformats.org/drawingml/2006/main" noChangeAspect="1"/>
+            </wp:cNvGraphicFramePr>
+            <a:graphic xmlns:a="http://schemas.openxmlformats.org/drawingml/2006/main">
+              <a:graphicData uri="http://schemas.openxmlformats.org/drawingml/2006/picture">
+                <pic:pic xmlns:pic="http://schemas.openxmlformats.org/drawingml/2006/picture">
+                  <pic:nvPicPr>
+                    <pic:cNvPr id="5" name="Picture 5"/>
+                    <pic:cNvPicPr>
+                      <a:picLocks noChangeAspect="1"/>
+                    </pic:cNvPicPr>
+                  </pic:nvPicPr>
+                  <pic:blipFill>
+                    <a:blip r:embed="rId11"/>
+                    <a:stretch>
+                      <a:fillRect/>
+                    </a:stretch>
+                  </pic:blipFill>
+                  <pic:spPr>
+                    <a:xfrm>
+                      <a:off x="0" y="0"/>
+                      <a:ext cx="2651125" cy="2581275"/>
+                    </a:xfrm>
+                    <a:prstGeom prst="rect">
+                      <a:avLst/>
+                    </a:prstGeom>
                   </pic:spPr>
                 </pic:pic>
               </a:graphicData>
@@ -2594,7 +2644,7 @@
     </w:p>
     <w:p>
       <w:pPr>
-        <w:spacing w:line="240" w:lineRule="auto" w:before="60" w:after="180"/>
+        <w:spacing w:before="60" w:after="180" w:line="240" w:lineRule="auto"/>
         <w:ind w:firstLine="0"/>
         <w:jc w:val="center"/>
       </w:pPr>
@@ -2604,63 +2654,58 @@
           <w:color w:val="404040"/>
           <w:sz w:val="21"/>
         </w:rPr>
-        <w:t>图 4-1　PR #1 页面：Merged 标记、21 个提交进入 main、评审人已批准</w:t>
+        <w:t>图 4-1</w:t>
       </w:r>
-    </w:p>
-    <w:p>
-      <w:pPr>
-        <w:spacing w:before="120" w:after="0"/>
-        <w:ind w:firstLine="0"/>
-        <w:jc w:val="center"/>
-      </w:pPr>
       <w:r>
-        <w:drawing>
-          <wp:inline xmlns:a="http://schemas.openxmlformats.org/drawingml/2006/main" xmlns:pic="http://schemas.openxmlformats.org/drawingml/2006/picture">
-            <wp:extent cx="4680000" cy="4555048"/>
-            <wp:docPr id="5" name="Picture 5"/>
-            <wp:cNvGraphicFramePr>
-              <a:graphicFrameLocks noChangeAspect="1"/>
-            </wp:cNvGraphicFramePr>
-            <a:graphic>
-              <a:graphicData uri="http://schemas.openxmlformats.org/drawingml/2006/picture">
-                <pic:pic>
-                  <pic:nvPicPr>
-                    <pic:cNvPr id="0" name="实验1_PR评审-2.png"/>
-                    <pic:cNvPicPr/>
-                  </pic:nvPicPr>
-                  <pic:blipFill>
-                    <a:blip r:embed="rId16"/>
-                    <a:stretch>
-                      <a:fillRect/>
-                    </a:stretch>
-                  </pic:blipFill>
-                  <pic:spPr>
-                    <a:xfrm>
-                      <a:off x="0" y="0"/>
-                      <a:ext cx="4680000" cy="4555048"/>
-                    </a:xfrm>
-                    <a:prstGeom prst="rect"/>
-                  </pic:spPr>
-                </pic:pic>
-              </a:graphicData>
-            </a:graphic>
-          </wp:inline>
-        </w:drawing>
+        <w:rPr>
+          <w:rFonts w:hint="eastAsia"/>
+          <w:color w:val="404040"/>
+          <w:sz w:val="21"/>
+          <w:lang w:val="en-US" w:eastAsia="zh-CN"/>
+        </w:rPr>
+        <w:t xml:space="preserve"> </w:t>
       </w:r>
-    </w:p>
-    <w:p>
-      <w:pPr>
-        <w:spacing w:line="240" w:lineRule="auto" w:before="60" w:after="180"/>
-        <w:ind w:firstLine="0"/>
-        <w:jc w:val="center"/>
-      </w:pPr>
       <w:r>
         <w:rPr>
           <w:rFonts w:ascii="Times New Roman" w:hAnsi="Times New Roman" w:eastAsia="宋体"/>
           <w:color w:val="404040"/>
           <w:sz w:val="21"/>
         </w:rPr>
-        <w:t>图 4-2　PR #1 合并记录：成员B（24mbye）批准、成员A 合并，合并提交 382cf6e</w:t>
+        <w:t>PR #1 页面</w:t>
+      </w:r>
+      <w:r>
+        <w:rPr>
+          <w:rFonts w:hint="eastAsia"/>
+          <w:color w:val="404040"/>
+          <w:sz w:val="21"/>
+          <w:lang w:val="en-US" w:eastAsia="zh-CN"/>
+        </w:rPr>
+        <w:t xml:space="preserve">                                                     </w:t>
+      </w:r>
+      <w:r>
+        <w:rPr>
+          <w:rFonts w:ascii="Times New Roman" w:hAnsi="Times New Roman" w:eastAsia="宋体"/>
+          <w:color w:val="404040"/>
+          <w:sz w:val="21"/>
+        </w:rPr>
+        <w:t>图 4-2</w:t>
+      </w:r>
+      <w:r>
+        <w:rPr>
+          <w:rFonts w:hint="eastAsia"/>
+          <w:color w:val="404040"/>
+          <w:sz w:val="21"/>
+          <w:lang w:val="en-US" w:eastAsia="zh-CN"/>
+        </w:rPr>
+        <w:t xml:space="preserve"> </w:t>
+      </w:r>
+      <w:r>
+        <w:rPr>
+          <w:rFonts w:ascii="Times New Roman" w:hAnsi="Times New Roman" w:eastAsia="宋体"/>
+          <w:color w:val="404040"/>
+          <w:sz w:val="21"/>
+        </w:rPr>
+        <w:t>PR #1 合并记录</w:t>
       </w:r>
     </w:p>
     <w:sectPr>
@@ -2904,7 +2949,7 @@
   <w:docDefaults>
     <w:rPrDefault>
       <w:rPr>
-        <w:rFonts w:asciiTheme="minorHAnsi" w:hAnsiTheme="minorHAnsi" w:eastAsiaTheme="minorEastAsia" w:cstheme="minorBidi"/>
+        <w:rFonts w:ascii="Times New Roman" w:hAnsi="Times New Roman" w:eastAsia="宋体" w:cs="Times New Roman"/>
       </w:rPr>
     </w:rPrDefault>
     <w:pPrDefault/>
@@ -3181,7 +3226,7 @@
     <w:name w:val="heading 1"/>
     <w:basedOn w:val="1"/>
     <w:next w:val="1"/>
-    <w:link w:val="138"/>
+    <w:link w:val="139"/>
     <w:qFormat/>
     <w:uiPriority w:val="9"/>
     <w:pPr>
@@ -3203,7 +3248,7 @@
     <w:name w:val="heading 2"/>
     <w:basedOn w:val="1"/>
     <w:next w:val="1"/>
-    <w:link w:val="139"/>
+    <w:link w:val="140"/>
     <w:unhideWhenUsed/>
     <w:qFormat/>
     <w:uiPriority w:val="9"/>
@@ -3226,7 +3271,7 @@
     <w:name w:val="heading 3"/>
     <w:basedOn w:val="1"/>
     <w:next w:val="1"/>
-    <w:link w:val="140"/>
+    <w:link w:val="141"/>
     <w:unhideWhenUsed/>
     <w:qFormat/>
     <w:uiPriority w:val="9"/>
@@ -3248,7 +3293,7 @@
     <w:name w:val="heading 4"/>
     <w:basedOn w:val="1"/>
     <w:next w:val="1"/>
-    <w:link w:val="150"/>
+    <w:link w:val="151"/>
     <w:semiHidden/>
     <w:unhideWhenUsed/>
     <w:qFormat/>
@@ -3277,7 +3322,7 @@
     <w:name w:val="heading 5"/>
     <w:basedOn w:val="1"/>
     <w:next w:val="1"/>
-    <w:link w:val="151"/>
+    <w:link w:val="152"/>
     <w:semiHidden/>
     <w:unhideWhenUsed/>
     <w:qFormat/>
@@ -3297,7 +3342,7 @@
     <w:name w:val="heading 6"/>
     <w:basedOn w:val="1"/>
     <w:next w:val="1"/>
-    <w:link w:val="152"/>
+    <w:link w:val="153"/>
     <w:semiHidden/>
     <w:unhideWhenUsed/>
     <w:qFormat/>
@@ -3319,7 +3364,7 @@
     <w:name w:val="heading 7"/>
     <w:basedOn w:val="1"/>
     <w:next w:val="1"/>
-    <w:link w:val="153"/>
+    <w:link w:val="154"/>
     <w:semiHidden/>
     <w:unhideWhenUsed/>
     <w:qFormat/>
@@ -3349,7 +3394,7 @@
     <w:name w:val="heading 8"/>
     <w:basedOn w:val="1"/>
     <w:next w:val="1"/>
-    <w:link w:val="154"/>
+    <w:link w:val="155"/>
     <w:semiHidden/>
     <w:unhideWhenUsed/>
     <w:qFormat/>
@@ -3376,7 +3421,7 @@
     <w:name w:val="heading 9"/>
     <w:basedOn w:val="1"/>
     <w:next w:val="1"/>
-    <w:link w:val="155"/>
+    <w:link w:val="156"/>
     <w:semiHidden/>
     <w:unhideWhenUsed/>
     <w:qFormat/>
@@ -3426,7 +3471,7 @@
   </w:style>
   <w:style w:type="paragraph" w:styleId="2">
     <w:name w:val="macro"/>
-    <w:link w:val="147"/>
+    <w:link w:val="148"/>
     <w:unhideWhenUsed/>
     <w:uiPriority w:val="99"/>
     <w:pPr>
@@ -3524,7 +3569,7 @@
   <w:style w:type="paragraph" w:styleId="17">
     <w:name w:val="Body Text 3"/>
     <w:basedOn w:val="1"/>
-    <w:link w:val="146"/>
+    <w:link w:val="147"/>
     <w:unhideWhenUsed/>
     <w:uiPriority w:val="99"/>
     <w:pPr>
@@ -3551,7 +3596,7 @@
   <w:style w:type="paragraph" w:styleId="19">
     <w:name w:val="Body Text"/>
     <w:basedOn w:val="1"/>
-    <w:link w:val="144"/>
+    <w:link w:val="145"/>
     <w:unhideWhenUsed/>
     <w:uiPriority w:val="99"/>
     <w:pPr>
@@ -3608,6 +3653,20 @@
   <w:style w:type="paragraph" w:styleId="24">
     <w:name w:val="footer"/>
     <w:basedOn w:val="1"/>
+    <w:link w:val="137"/>
+    <w:unhideWhenUsed/>
+    <w:uiPriority w:val="99"/>
+    <w:pPr>
+      <w:tabs>
+        <w:tab w:val="center" w:pos="4680"/>
+        <w:tab w:val="right" w:pos="9360"/>
+      </w:tabs>
+      <w:spacing w:after="0" w:line="240" w:lineRule="auto"/>
+    </w:pPr>
+  </w:style>
+  <w:style w:type="paragraph" w:styleId="25">
+    <w:name w:val="header"/>
+    <w:basedOn w:val="1"/>
     <w:link w:val="136"/>
     <w:unhideWhenUsed/>
     <w:uiPriority w:val="99"/>
@@ -3619,25 +3678,11 @@
       <w:spacing w:after="0" w:line="240" w:lineRule="auto"/>
     </w:pPr>
   </w:style>
-  <w:style w:type="paragraph" w:styleId="25">
-    <w:name w:val="header"/>
-    <w:basedOn w:val="1"/>
-    <w:link w:val="135"/>
-    <w:unhideWhenUsed/>
-    <w:uiPriority w:val="99"/>
-    <w:pPr>
-      <w:tabs>
-        <w:tab w:val="center" w:pos="4680"/>
-        <w:tab w:val="right" w:pos="9360"/>
-      </w:tabs>
-      <w:spacing w:after="0" w:line="240" w:lineRule="auto"/>
-    </w:pPr>
-  </w:style>
   <w:style w:type="paragraph" w:styleId="26">
     <w:name w:val="Subtitle"/>
     <w:basedOn w:val="1"/>
     <w:next w:val="1"/>
-    <w:link w:val="142"/>
+    <w:link w:val="143"/>
     <w:qFormat/>
     <w:uiPriority w:val="11"/>
     <w:rPr>
@@ -3668,7 +3713,7 @@
   <w:style w:type="paragraph" w:styleId="28">
     <w:name w:val="Body Text 2"/>
     <w:basedOn w:val="1"/>
-    <w:link w:val="145"/>
+    <w:link w:val="146"/>
     <w:unhideWhenUsed/>
     <w:uiPriority w:val="99"/>
     <w:pPr>
@@ -3701,7 +3746,7 @@
     <w:name w:val="Title"/>
     <w:basedOn w:val="1"/>
     <w:next w:val="1"/>
-    <w:link w:val="141"/>
+    <w:link w:val="142"/>
     <w:qFormat/>
     <w:uiPriority w:val="10"/>
     <w:pPr>
@@ -15169,19 +15214,30 @@
       <w:iCs/>
     </w:rPr>
   </w:style>
-  <w:style w:type="character" w:customStyle="1" w:styleId="135">
+  <w:style w:type="character" w:styleId="135">
+    <w:name w:val="Hyperlink"/>
+    <w:basedOn w:val="132"/>
+    <w:semiHidden/>
+    <w:unhideWhenUsed/>
+    <w:uiPriority w:val="99"/>
+    <w:rPr>
+      <w:color w:val="0000FF"/>
+      <w:u w:val="single"/>
+    </w:rPr>
+  </w:style>
+  <w:style w:type="character" w:customStyle="1" w:styleId="136">
     <w:name w:val="Header Char"/>
     <w:basedOn w:val="132"/>
     <w:link w:val="25"/>
     <w:uiPriority w:val="99"/>
   </w:style>
-  <w:style w:type="character" w:customStyle="1" w:styleId="136">
+  <w:style w:type="character" w:customStyle="1" w:styleId="137">
     <w:name w:val="Footer Char"/>
     <w:basedOn w:val="132"/>
     <w:link w:val="24"/>
     <w:uiPriority w:val="99"/>
   </w:style>
-  <w:style w:type="paragraph" w:styleId="137">
+  <w:style w:type="paragraph" w:styleId="138">
     <w:name w:val="No Spacing"/>
     <w:qFormat/>
     <w:uiPriority w:val="1"/>
@@ -15195,7 +15251,7 @@
       <w:lang w:val="en-US" w:eastAsia="en-US" w:bidi="ar-SA"/>
     </w:rPr>
   </w:style>
-  <w:style w:type="character" w:customStyle="1" w:styleId="138">
+  <w:style w:type="character" w:customStyle="1" w:styleId="139">
     <w:name w:val="Heading 1 Char"/>
     <w:basedOn w:val="132"/>
     <w:link w:val="3"/>
@@ -15209,7 +15265,7 @@
       <w:szCs w:val="28"/>
     </w:rPr>
   </w:style>
-  <w:style w:type="character" w:customStyle="1" w:styleId="139">
+  <w:style w:type="character" w:customStyle="1" w:styleId="140">
     <w:name w:val="Heading 2 Char"/>
     <w:basedOn w:val="132"/>
     <w:link w:val="4"/>
@@ -15228,7 +15284,7 @@
       </w14:textFill>
     </w:rPr>
   </w:style>
-  <w:style w:type="character" w:customStyle="1" w:styleId="140">
+  <w:style w:type="character" w:customStyle="1" w:styleId="141">
     <w:name w:val="Heading 3 Char"/>
     <w:basedOn w:val="132"/>
     <w:link w:val="5"/>
@@ -15245,7 +15301,7 @@
       </w14:textFill>
     </w:rPr>
   </w:style>
-  <w:style w:type="character" w:customStyle="1" w:styleId="141">
+  <w:style w:type="character" w:customStyle="1" w:styleId="142">
     <w:name w:val="Title Char"/>
     <w:basedOn w:val="132"/>
     <w:link w:val="31"/>
@@ -15259,7 +15315,7 @@
       <w:szCs w:val="52"/>
     </w:rPr>
   </w:style>
-  <w:style w:type="character" w:customStyle="1" w:styleId="142">
+  <w:style w:type="character" w:customStyle="1" w:styleId="143">
     <w:name w:val="Subtitle Char"/>
     <w:basedOn w:val="132"/>
     <w:link w:val="26"/>
@@ -15279,7 +15335,7 @@
       </w14:textFill>
     </w:rPr>
   </w:style>
-  <w:style w:type="paragraph" w:styleId="143">
+  <w:style w:type="paragraph" w:styleId="144">
     <w:name w:val="List Paragraph"/>
     <w:basedOn w:val="1"/>
     <w:qFormat/>
@@ -15289,19 +15345,19 @@
       <w:contextualSpacing/>
     </w:pPr>
   </w:style>
-  <w:style w:type="character" w:customStyle="1" w:styleId="144">
+  <w:style w:type="character" w:customStyle="1" w:styleId="145">
     <w:name w:val="Body Text Char"/>
     <w:basedOn w:val="132"/>
     <w:link w:val="19"/>
     <w:uiPriority w:val="99"/>
   </w:style>
-  <w:style w:type="character" w:customStyle="1" w:styleId="145">
+  <w:style w:type="character" w:customStyle="1" w:styleId="146">
     <w:name w:val="Body Text 2 Char"/>
     <w:basedOn w:val="132"/>
     <w:link w:val="28"/>
     <w:uiPriority w:val="99"/>
   </w:style>
-  <w:style w:type="character" w:customStyle="1" w:styleId="146">
+  <w:style w:type="character" w:customStyle="1" w:styleId="147">
     <w:name w:val="Body Text 3 Char"/>
     <w:basedOn w:val="132"/>
     <w:link w:val="17"/>
@@ -15311,7 +15367,7 @@
       <w:szCs w:val="16"/>
     </w:rPr>
   </w:style>
-  <w:style w:type="character" w:customStyle="1" w:styleId="147">
+  <w:style w:type="character" w:customStyle="1" w:styleId="148">
     <w:name w:val="Macro Text Char"/>
     <w:basedOn w:val="132"/>
     <w:link w:val="2"/>
@@ -15322,11 +15378,11 @@
       <w:szCs w:val="20"/>
     </w:rPr>
   </w:style>
-  <w:style w:type="paragraph" w:styleId="148">
+  <w:style w:type="paragraph" w:styleId="149">
     <w:name w:val="Quote"/>
     <w:basedOn w:val="1"/>
     <w:next w:val="1"/>
-    <w:link w:val="149"/>
+    <w:link w:val="150"/>
     <w:qFormat/>
     <w:uiPriority w:val="29"/>
     <w:rPr>
@@ -15340,10 +15396,10 @@
       </w14:textFill>
     </w:rPr>
   </w:style>
-  <w:style w:type="character" w:customStyle="1" w:styleId="149">
+  <w:style w:type="character" w:customStyle="1" w:styleId="150">
     <w:name w:val="Quote Char"/>
     <w:basedOn w:val="132"/>
-    <w:link w:val="148"/>
+    <w:link w:val="149"/>
     <w:uiPriority w:val="29"/>
     <w:rPr>
       <w:i/>
@@ -15356,7 +15412,7 @@
       </w14:textFill>
     </w:rPr>
   </w:style>
-  <w:style w:type="character" w:customStyle="1" w:styleId="150">
+  <w:style w:type="character" w:customStyle="1" w:styleId="151">
     <w:name w:val="Heading 4 Char"/>
     <w:basedOn w:val="132"/>
     <w:link w:val="6"/>
@@ -15376,7 +15432,7 @@
       </w14:textFill>
     </w:rPr>
   </w:style>
-  <w:style w:type="character" w:customStyle="1" w:styleId="151">
+  <w:style w:type="character" w:customStyle="1" w:styleId="152">
     <w:name w:val="Heading 5 Char"/>
     <w:basedOn w:val="132"/>
     <w:link w:val="7"/>
@@ -15387,7 +15443,7 @@
       <w:color w:val="254061" w:themeColor="accent1" w:themeShade="80"/>
     </w:rPr>
   </w:style>
-  <w:style w:type="character" w:customStyle="1" w:styleId="152">
+  <w:style w:type="character" w:customStyle="1" w:styleId="153">
     <w:name w:val="Heading 6 Char"/>
     <w:basedOn w:val="132"/>
     <w:link w:val="8"/>
@@ -15400,7 +15456,7 @@
       <w:color w:val="254061" w:themeColor="accent1" w:themeShade="80"/>
     </w:rPr>
   </w:style>
-  <w:style w:type="character" w:customStyle="1" w:styleId="153">
+  <w:style w:type="character" w:customStyle="1" w:styleId="154">
     <w:name w:val="Heading 7 Char"/>
     <w:basedOn w:val="132"/>
     <w:link w:val="9"/>
@@ -15421,7 +15477,7 @@
       </w14:textFill>
     </w:rPr>
   </w:style>
-  <w:style w:type="character" w:customStyle="1" w:styleId="154">
+  <w:style w:type="character" w:customStyle="1" w:styleId="155">
     <w:name w:val="Heading 8 Char"/>
     <w:basedOn w:val="132"/>
     <w:link w:val="10"/>
@@ -15439,7 +15495,7 @@
       </w14:textFill>
     </w:rPr>
   </w:style>
-  <w:style w:type="character" w:customStyle="1" w:styleId="155">
+  <w:style w:type="character" w:customStyle="1" w:styleId="156">
     <w:name w:val="Heading 9 Char"/>
     <w:basedOn w:val="132"/>
     <w:link w:val="11"/>
@@ -15462,11 +15518,11 @@
       </w14:textFill>
     </w:rPr>
   </w:style>
-  <w:style w:type="paragraph" w:styleId="156">
+  <w:style w:type="paragraph" w:styleId="157">
     <w:name w:val="Intense Quote"/>
     <w:basedOn w:val="1"/>
     <w:next w:val="1"/>
-    <w:link w:val="157"/>
+    <w:link w:val="158"/>
     <w:qFormat/>
     <w:uiPriority w:val="30"/>
     <w:pPr>
@@ -15489,10 +15545,10 @@
       </w14:textFill>
     </w:rPr>
   </w:style>
-  <w:style w:type="character" w:customStyle="1" w:styleId="157">
+  <w:style w:type="character" w:customStyle="1" w:styleId="158">
     <w:name w:val="Intense Quote Char"/>
     <w:basedOn w:val="132"/>
-    <w:link w:val="156"/>
+    <w:link w:val="157"/>
     <w:uiPriority w:val="30"/>
     <w:rPr>
       <w:b/>
@@ -15507,7 +15563,7 @@
       </w14:textFill>
     </w:rPr>
   </w:style>
-  <w:style w:type="character" w:customStyle="1" w:styleId="158">
+  <w:style w:type="character" w:customStyle="1" w:styleId="159">
     <w:name w:val="Subtle Emphasis"/>
     <w:basedOn w:val="132"/>
     <w:qFormat/>
@@ -15526,7 +15582,7 @@
       </w14:textFill>
     </w:rPr>
   </w:style>
-  <w:style w:type="character" w:customStyle="1" w:styleId="159">
+  <w:style w:type="character" w:customStyle="1" w:styleId="160">
     <w:name w:val="Intense Emphasis"/>
     <w:basedOn w:val="132"/>
     <w:qFormat/>
@@ -15544,7 +15600,7 @@
       </w14:textFill>
     </w:rPr>
   </w:style>
-  <w:style w:type="character" w:customStyle="1" w:styleId="160">
+  <w:style w:type="character" w:customStyle="1" w:styleId="161">
     <w:name w:val="Subtle Reference"/>
     <w:basedOn w:val="132"/>
     <w:qFormat/>
@@ -15560,7 +15616,7 @@
       </w14:textFill>
     </w:rPr>
   </w:style>
-  <w:style w:type="character" w:customStyle="1" w:styleId="161">
+  <w:style w:type="character" w:customStyle="1" w:styleId="162">
     <w:name w:val="Intense Reference"/>
     <w:basedOn w:val="132"/>
     <w:qFormat/>
@@ -15579,7 +15635,7 @@
       </w14:textFill>
     </w:rPr>
   </w:style>
-  <w:style w:type="character" w:customStyle="1" w:styleId="162">
+  <w:style w:type="character" w:customStyle="1" w:styleId="163">
     <w:name w:val="Book Title"/>
     <w:basedOn w:val="132"/>
     <w:qFormat/>
@@ -15591,7 +15647,7 @@
       <w:spacing w:val="5"/>
     </w:rPr>
   </w:style>
-  <w:style w:type="paragraph" w:customStyle="1" w:styleId="163">
+  <w:style w:type="paragraph" w:customStyle="1" w:styleId="164">
     <w:name w:val="TOC Heading"/>
     <w:basedOn w:val="3"/>
     <w:next w:val="1"/>

--- a/docs/reports/实验1-系统目标及功能简述.docx
+++ b/docs/reports/实验1-系统目标及功能简述.docx
@@ -10,14 +10,36 @@
         <w:rPr>
           <w:rFonts w:ascii="黑体" w:hAnsi="黑体" w:eastAsia="黑体"/>
           <w:b/>
-          <w:sz w:val="32"/>
+          <w:sz w:val="36"/>
         </w:rPr>
-        <w:t>实验1  UML概念及UML开发工具的安装，完成自选项目的详细目标及功能简述</w:t>
+        <w:t>汕  头  大  学  实  验  报  告</w:t>
+      </w:r>
+    </w:p>
+    <w:p/>
+    <w:p>
+      <w:r>
+        <w:rPr>
+          <w:rFonts w:ascii="宋体" w:hAnsi="宋体" w:eastAsia="宋体"/>
+          <w:b w:val="0"/>
+          <w:sz w:val="24"/>
+        </w:rPr>
+        <w:t>学院：数学与计算机学院                  系：计算机系                专业：计算机科学与技术                   成绩：________</w:t>
       </w:r>
     </w:p>
     <w:p>
+      <w:r>
+        <w:rPr>
+          <w:rFonts w:ascii="宋体" w:hAnsi="宋体" w:eastAsia="宋体"/>
+          <w:b w:val="0"/>
+          <w:sz w:val="24"/>
+        </w:rPr>
+        <w:t>姓名：易雨杰(2024611209)、叶梅冰(2024611038)        实验时间：2026年10月28日     教师签字：____________</w:t>
+      </w:r>
+    </w:p>
+    <w:p/>
+    <w:p>
       <w:pPr>
-        <w:spacing w:before="240" w:after="120"/>
+        <w:jc w:val="center"/>
       </w:pPr>
       <w:r>
         <w:rPr>
@@ -25,155 +47,26 @@
           <w:b/>
           <w:sz w:val="28"/>
         </w:rPr>
-        <w:t>实验基本信息</w:t>
+        <w:t>实验1  UML概念及UML开发工具的安装，</w:t>
       </w:r>
     </w:p>
-    <w:tbl>
-      <w:tblPr>
-        <w:tblStyle w:val="TableGrid"/>
-        <w:tblW w:type="auto" w:w="0"/>
-        <w:tblLook w:firstColumn="1" w:firstRow="1" w:lastColumn="0" w:lastRow="0" w:noHBand="0" w:noVBand="1" w:val="04A0"/>
-      </w:tblPr>
-      <w:tblGrid>
-        <w:gridCol w:w="4536"/>
-        <w:gridCol w:w="4536"/>
-      </w:tblGrid>
-      <w:tr>
-        <w:tc>
-          <w:tcPr>
-            <w:tcW w:type="dxa" w:w="4536"/>
-          </w:tcPr>
-          <w:p>
-            <w:r>
-              <w:t>学院</w:t>
-            </w:r>
-          </w:p>
-        </w:tc>
-        <w:tc>
-          <w:tcPr>
-            <w:tcW w:type="dxa" w:w="4536"/>
-          </w:tcPr>
-          <w:p>
-            <w:r>
-              <w:t>数学与计算机学院</w:t>
-            </w:r>
-          </w:p>
-        </w:tc>
-      </w:tr>
-      <w:tr>
-        <w:tc>
-          <w:tcPr>
-            <w:tcW w:type="dxa" w:w="4536"/>
-          </w:tcPr>
-          <w:p>
-            <w:r>
-              <w:t>系</w:t>
-            </w:r>
-          </w:p>
-        </w:tc>
-        <w:tc>
-          <w:tcPr>
-            <w:tcW w:type="dxa" w:w="4536"/>
-          </w:tcPr>
-          <w:p>
-            <w:r>
-              <w:t>计算机系</w:t>
-            </w:r>
-          </w:p>
-        </w:tc>
-      </w:tr>
-      <w:tr>
-        <w:tc>
-          <w:tcPr>
-            <w:tcW w:type="dxa" w:w="4536"/>
-          </w:tcPr>
-          <w:p>
-            <w:r>
-              <w:t>专业</w:t>
-            </w:r>
-          </w:p>
-        </w:tc>
-        <w:tc>
-          <w:tcPr>
-            <w:tcW w:type="dxa" w:w="4536"/>
-          </w:tcPr>
-          <w:p>
-            <w:r>
-              <w:t>计算机科学与技术</w:t>
-            </w:r>
-          </w:p>
-        </w:tc>
-      </w:tr>
-      <w:tr>
-        <w:tc>
-          <w:tcPr>
-            <w:tcW w:type="dxa" w:w="4536"/>
-          </w:tcPr>
-          <w:p>
-            <w:r>
-              <w:t>姓名</w:t>
-            </w:r>
-          </w:p>
-        </w:tc>
-        <w:tc>
-          <w:tcPr>
-            <w:tcW w:type="dxa" w:w="4536"/>
-          </w:tcPr>
-          <w:p>
-            <w:r>
-              <w:t>易雨杰（2024611209）、叶梅冰（2024611038）</w:t>
-            </w:r>
-          </w:p>
-        </w:tc>
-      </w:tr>
-      <w:tr>
-        <w:tc>
-          <w:tcPr>
-            <w:tcW w:type="dxa" w:w="4536"/>
-          </w:tcPr>
-          <w:p>
-            <w:r>
-              <w:t>实验时间</w:t>
-            </w:r>
-          </w:p>
-        </w:tc>
-        <w:tc>
-          <w:tcPr>
-            <w:tcW w:type="dxa" w:w="4536"/>
-          </w:tcPr>
-          <w:p>
-            <w:r>
-              <w:t>2026 年 10 月 28 日</w:t>
-            </w:r>
-          </w:p>
-        </w:tc>
-      </w:tr>
-      <w:tr>
-        <w:tc>
-          <w:tcPr>
-            <w:tcW w:type="dxa" w:w="4536"/>
-          </w:tcPr>
-          <w:p>
-            <w:r>
-              <w:t>实验题目</w:t>
-            </w:r>
-          </w:p>
-        </w:tc>
-        <w:tc>
-          <w:tcPr>
-            <w:tcW w:type="dxa" w:w="4536"/>
-          </w:tcPr>
-          <w:p>
-            <w:r>
-              <w:t>实验1  UML概念及UML开发工具的安装，完成自选项目的详细目标及功能简述</w:t>
-            </w:r>
-          </w:p>
-        </w:tc>
-      </w:tr>
-    </w:tbl>
     <w:p>
       <w:pPr>
-        <w:spacing w:before="240" w:after="120"/>
+        <w:jc w:val="center"/>
+      </w:pPr>
+      <w:r>
+        <w:rPr>
+          <w:rFonts w:ascii="黑体" w:hAnsi="黑体" w:eastAsia="黑体"/>
+          <w:b/>
+          <w:sz w:val="28"/>
+        </w:rPr>
+        <w:t>完成自选项目的详细目标及功能简述</w:t>
+      </w:r>
+    </w:p>
+    <w:p/>
+    <w:p>
+      <w:pPr>
+        <w:spacing w:before="240"/>
       </w:pPr>
       <w:r>
         <w:rPr>
@@ -216,7 +109,7 @@
     </w:p>
     <w:p>
       <w:pPr>
-        <w:spacing w:before="240" w:after="120"/>
+        <w:spacing w:before="240"/>
       </w:pPr>
       <w:r>
         <w:rPr>
@@ -259,7 +152,7 @@
     </w:p>
     <w:p>
       <w:pPr>
-        <w:spacing w:before="240" w:after="120"/>
+        <w:spacing w:before="240"/>
       </w:pPr>
       <w:r>
         <w:rPr>
@@ -277,7 +170,7 @@
           <w:b w:val="0"/>
           <w:sz w:val="24"/>
         </w:rPr>
-        <w:t>StarUML 5.0（with cm）：安装路径 D:\StarUML，用于本项目全部 UML 图的建模与导出。</w:t>
+        <w:t>● StarUML 5.0（with cm）：安装路径 D:\StarUML，用于本项目全部 UML 图的建模与导出。</w:t>
       </w:r>
     </w:p>
     <w:p>
@@ -287,7 +180,7 @@
           <w:b w:val="0"/>
           <w:sz w:val="24"/>
         </w:rPr>
-        <w:t>Git / GitHub：版本控制与团队协作，主干 main，成员A（易雨杰）使用 dev-A、成员B（叶梅冰）使用 dev-B。</w:t>
+        <w:t>● Git / GitHub：版本控制与团队协作，主干 main，成员A（易雨杰）使用 dev-A、成员B（叶梅冰）使用 dev-B。</w:t>
       </w:r>
     </w:p>
     <w:p>
@@ -297,7 +190,7 @@
           <w:b w:val="0"/>
           <w:sz w:val="24"/>
         </w:rPr>
-        <w:t>IntelliJ IDEA + JDK 17 + Maven：后续编码阶段使用（Maven Wrapper 已随仓库提供）。</w:t>
+        <w:t>● IntelliJ IDEA + JDK 17 + Maven：后续编码阶段使用（Maven Wrapper 已随仓库提供）。</w:t>
       </w:r>
     </w:p>
     <w:p>
@@ -307,9 +200,10 @@
           <w:b w:val="0"/>
           <w:sz w:val="24"/>
         </w:rPr>
-        <w:t>Microsoft Word：实验报告的排版与提交。</w:t>
+        <w:t>● Microsoft Word：实验报告的排版与提交。</w:t>
       </w:r>
     </w:p>
+    <w:p/>
     <w:p>
       <w:r>
         <w:rPr>
@@ -317,12 +211,117 @@
           <w:b w:val="0"/>
           <w:sz w:val="24"/>
         </w:rPr>
-        <w:t>StarUML 安装与配置记录：按指导书要求运行 StarUML-5.0-with-cm.exe 完成安装；安装后右键 StarUML.exe -&gt;「属性」-&gt;「兼容性」，勾选「以兼容模式运行这个程序」并选择 Windows XP (Service Pack 2)，确定，再启动工具；启动后选择 Empty Project，新建工程。</w:t>
+        <w:t>StarUML 安装与配置记录：按指导书要求运行 StarUML-5.0-with-cm.exe 完成安装；安装后右键 StarUML.exe -&gt;「属性」-&gt;「兼容性」，勾选「以兼容模式运行这个程序」后确定，再启动工具；启动后选择 Empty Project，新建自习室预约管理系统工程。图 1 为工具启动界面，图 2 为兼容性设置界面。</w:t>
+      </w:r>
+    </w:p>
+    <w:p/>
+    <w:p>
+      <w:pPr>
+        <w:jc w:val="center"/>
+      </w:pPr>
+      <w:r>
+        <w:drawing>
+          <wp:inline xmlns:a="http://schemas.openxmlformats.org/drawingml/2006/main" xmlns:pic="http://schemas.openxmlformats.org/drawingml/2006/picture">
+            <wp:extent cx="4114800" cy="2096795"/>
+            <wp:docPr id="1" name="Picture 1"/>
+            <wp:cNvGraphicFramePr>
+              <a:graphicFrameLocks noChangeAspect="1"/>
+            </wp:cNvGraphicFramePr>
+            <a:graphic>
+              <a:graphicData uri="http://schemas.openxmlformats.org/drawingml/2006/picture">
+                <pic:pic>
+                  <pic:nvPicPr>
+                    <pic:cNvPr id="0" name="实验1_StarUML启动.png"/>
+                    <pic:cNvPicPr/>
+                  </pic:nvPicPr>
+                  <pic:blipFill>
+                    <a:blip r:embed="rId9"/>
+                    <a:stretch>
+                      <a:fillRect/>
+                    </a:stretch>
+                  </pic:blipFill>
+                  <pic:spPr>
+                    <a:xfrm>
+                      <a:off x="0" y="0"/>
+                      <a:ext cx="4114800" cy="2096795"/>
+                    </a:xfrm>
+                    <a:prstGeom prst="rect"/>
+                  </pic:spPr>
+                </pic:pic>
+              </a:graphicData>
+            </a:graphic>
+          </wp:inline>
+        </w:drawing>
       </w:r>
     </w:p>
     <w:p>
       <w:pPr>
-        <w:spacing w:before="240" w:after="120"/>
+        <w:jc w:val="center"/>
+      </w:pPr>
+      <w:r>
+        <w:rPr>
+          <w:rFonts w:ascii="宋体" w:hAnsi="宋体" w:eastAsia="宋体"/>
+          <w:b w:val="0"/>
+          <w:sz w:val="21"/>
+        </w:rPr>
+        <w:t>图 1  StarUML 启动界面</w:t>
+      </w:r>
+    </w:p>
+    <w:p>
+      <w:pPr>
+        <w:jc w:val="center"/>
+      </w:pPr>
+      <w:r>
+        <w:drawing>
+          <wp:inline xmlns:a="http://schemas.openxmlformats.org/drawingml/2006/main" xmlns:pic="http://schemas.openxmlformats.org/drawingml/2006/picture">
+            <wp:extent cx="4114800" cy="3156803"/>
+            <wp:docPr id="2" name="Picture 2"/>
+            <wp:cNvGraphicFramePr>
+              <a:graphicFrameLocks noChangeAspect="1"/>
+            </wp:cNvGraphicFramePr>
+            <a:graphic>
+              <a:graphicData uri="http://schemas.openxmlformats.org/drawingml/2006/picture">
+                <pic:pic>
+                  <pic:nvPicPr>
+                    <pic:cNvPr id="0" name="实验1_StarUML兼容模式.png"/>
+                    <pic:cNvPicPr/>
+                  </pic:nvPicPr>
+                  <pic:blipFill>
+                    <a:blip r:embed="rId10"/>
+                    <a:stretch>
+                      <a:fillRect/>
+                    </a:stretch>
+                  </pic:blipFill>
+                  <pic:spPr>
+                    <a:xfrm>
+                      <a:off x="0" y="0"/>
+                      <a:ext cx="4114800" cy="3156803"/>
+                    </a:xfrm>
+                    <a:prstGeom prst="rect"/>
+                  </pic:spPr>
+                </pic:pic>
+              </a:graphicData>
+            </a:graphic>
+          </wp:inline>
+        </w:drawing>
+      </w:r>
+    </w:p>
+    <w:p>
+      <w:pPr>
+        <w:jc w:val="center"/>
+      </w:pPr>
+      <w:r>
+        <w:rPr>
+          <w:rFonts w:ascii="宋体" w:hAnsi="宋体" w:eastAsia="宋体"/>
+          <w:b w:val="0"/>
+          <w:sz w:val="21"/>
+        </w:rPr>
+        <w:t>图 2  StarUML.exe 兼容性设置（Windows XP 兼容模式）</w:t>
+      </w:r>
+    </w:p>
+    <w:p>
+      <w:pPr>
+        <w:spacing w:before="240"/>
       </w:pPr>
       <w:r>
         <w:rPr>
@@ -334,9 +333,6 @@
       </w:r>
     </w:p>
     <w:p>
-      <w:pPr>
-        <w:spacing w:before="120" w:after="60"/>
-      </w:pPr>
       <w:r>
         <w:rPr>
           <w:rFonts w:ascii="黑体" w:hAnsi="黑体" w:eastAsia="黑体"/>
@@ -357,9 +353,6 @@
       </w:r>
     </w:p>
     <w:p>
-      <w:pPr>
-        <w:spacing w:before="120" w:after="60"/>
-      </w:pPr>
       <w:r>
         <w:rPr>
           <w:rFonts w:ascii="黑体" w:hAnsi="黑体" w:eastAsia="黑体"/>
@@ -430,9 +423,6 @@
       </w:r>
     </w:p>
     <w:p>
-      <w:pPr>
-        <w:spacing w:before="120" w:after="60"/>
-      </w:pPr>
       <w:r>
         <w:rPr>
           <w:rFonts w:ascii="黑体" w:hAnsi="黑体" w:eastAsia="黑体"/>
@@ -443,19 +433,58 @@
       </w:r>
     </w:p>
     <w:p>
+      <w:pPr>
+        <w:jc w:val="center"/>
+      </w:pPr>
+      <w:r>
+        <w:drawing>
+          <wp:inline xmlns:a="http://schemas.openxmlformats.org/drawingml/2006/main" xmlns:pic="http://schemas.openxmlformats.org/drawingml/2006/picture">
+            <wp:extent cx="5486400" cy="1745072"/>
+            <wp:docPr id="3" name="Picture 3"/>
+            <wp:cNvGraphicFramePr>
+              <a:graphicFrameLocks noChangeAspect="1"/>
+            </wp:cNvGraphicFramePr>
+            <a:graphic>
+              <a:graphicData uri="http://schemas.openxmlformats.org/drawingml/2006/picture">
+                <pic:pic>
+                  <pic:nvPicPr>
+                    <pic:cNvPr id="0" name="实验1_功能结构图.png"/>
+                    <pic:cNvPicPr/>
+                  </pic:nvPicPr>
+                  <pic:blipFill>
+                    <a:blip r:embed="rId11"/>
+                    <a:stretch>
+                      <a:fillRect/>
+                    </a:stretch>
+                  </pic:blipFill>
+                  <pic:spPr>
+                    <a:xfrm>
+                      <a:off x="0" y="0"/>
+                      <a:ext cx="5486400" cy="1745072"/>
+                    </a:xfrm>
+                    <a:prstGeom prst="rect"/>
+                  </pic:spPr>
+                </pic:pic>
+              </a:graphicData>
+            </a:graphic>
+          </wp:inline>
+        </w:drawing>
+      </w:r>
+    </w:p>
+    <w:p>
+      <w:pPr>
+        <w:jc w:val="center"/>
+      </w:pPr>
       <w:r>
         <w:rPr>
           <w:rFonts w:ascii="宋体" w:hAnsi="宋体" w:eastAsia="宋体"/>
           <w:b w:val="0"/>
-          <w:sz w:val="24"/>
+          <w:sz w:val="21"/>
         </w:rPr>
-        <w:t>（功能结构图见 Mermaid 源码，GitHub 在线渲染；Word 版使用同一结构导出的图片。此处占位，后续插入图片。）</w:t>
+        <w:t>图 3  自习室预约管理子系统功能结构图</w:t>
       </w:r>
     </w:p>
     <w:p>
-      <w:pPr>
-        <w:spacing w:before="120" w:after="60"/>
-      </w:pPr>
       <w:r>
         <w:rPr>
           <w:rFonts w:ascii="黑体" w:hAnsi="黑体" w:eastAsia="黑体"/>
@@ -483,7 +512,13 @@
             <w:tcW w:type="dxa" w:w="2268"/>
           </w:tcPr>
           <w:p>
+            <w:r/>
             <w:r>
+              <w:rPr>
+                <w:rFonts w:ascii="宋体" w:hAnsi="宋体" w:eastAsia="宋体"/>
+                <w:b/>
+                <w:sz w:val="21"/>
+              </w:rPr>
               <w:t>功能名称</w:t>
             </w:r>
           </w:p>
@@ -493,7 +528,13 @@
             <w:tcW w:type="dxa" w:w="2268"/>
           </w:tcPr>
           <w:p>
+            <w:r/>
             <w:r>
+              <w:rPr>
+                <w:rFonts w:ascii="宋体" w:hAnsi="宋体" w:eastAsia="宋体"/>
+                <w:b/>
+                <w:sz w:val="21"/>
+              </w:rPr>
               <w:t>功能编号</w:t>
             </w:r>
           </w:p>
@@ -503,7 +544,13 @@
             <w:tcW w:type="dxa" w:w="2268"/>
           </w:tcPr>
           <w:p>
+            <w:r/>
             <w:r>
+              <w:rPr>
+                <w:rFonts w:ascii="宋体" w:hAnsi="宋体" w:eastAsia="宋体"/>
+                <w:b/>
+                <w:sz w:val="21"/>
+              </w:rPr>
               <w:t>操作者</w:t>
             </w:r>
           </w:p>
@@ -513,7 +560,13 @@
             <w:tcW w:type="dxa" w:w="2268"/>
           </w:tcPr>
           <w:p>
+            <w:r/>
             <w:r>
+              <w:rPr>
+                <w:rFonts w:ascii="宋体" w:hAnsi="宋体" w:eastAsia="宋体"/>
+                <w:b/>
+                <w:sz w:val="21"/>
+              </w:rPr>
               <w:t>功能简述</w:t>
             </w:r>
           </w:p>
@@ -525,7 +578,13 @@
             <w:tcW w:type="dxa" w:w="2268"/>
           </w:tcPr>
           <w:p>
+            <w:r/>
             <w:r>
+              <w:rPr>
+                <w:rFonts w:ascii="宋体" w:hAnsi="宋体" w:eastAsia="宋体"/>
+                <w:b w:val="0"/>
+                <w:sz w:val="21"/>
+              </w:rPr>
               <w:t>查询座位</w:t>
             </w:r>
           </w:p>
@@ -535,7 +594,13 @@
             <w:tcW w:type="dxa" w:w="2268"/>
           </w:tcPr>
           <w:p>
+            <w:r/>
             <w:r>
+              <w:rPr>
+                <w:rFonts w:ascii="宋体" w:hAnsi="宋体" w:eastAsia="宋体"/>
+                <w:b w:val="0"/>
+                <w:sz w:val="21"/>
+              </w:rPr>
               <w:t>Study-C01</w:t>
             </w:r>
           </w:p>
@@ -545,7 +610,13 @@
             <w:tcW w:type="dxa" w:w="2268"/>
           </w:tcPr>
           <w:p>
+            <w:r/>
             <w:r>
+              <w:rPr>
+                <w:rFonts w:ascii="宋体" w:hAnsi="宋体" w:eastAsia="宋体"/>
+                <w:b w:val="0"/>
+                <w:sz w:val="21"/>
+              </w:rPr>
               <w:t>学生</w:t>
             </w:r>
           </w:p>
@@ -555,7 +626,13 @@
             <w:tcW w:type="dxa" w:w="2268"/>
           </w:tcPr>
           <w:p>
+            <w:r/>
             <w:r>
+              <w:rPr>
+                <w:rFonts w:ascii="宋体" w:hAnsi="宋体" w:eastAsia="宋体"/>
+                <w:b w:val="0"/>
+                <w:sz w:val="21"/>
+              </w:rPr>
               <w:t>学生按日期、时间段与座位区域查询可用座位数量、费率及占用状态</w:t>
             </w:r>
           </w:p>
@@ -567,7 +644,13 @@
             <w:tcW w:type="dxa" w:w="2268"/>
           </w:tcPr>
           <w:p>
+            <w:r/>
             <w:r>
+              <w:rPr>
+                <w:rFonts w:ascii="宋体" w:hAnsi="宋体" w:eastAsia="宋体"/>
+                <w:b w:val="0"/>
+                <w:sz w:val="21"/>
+              </w:rPr>
               <w:t>在线预约</w:t>
             </w:r>
           </w:p>
@@ -577,7 +660,13 @@
             <w:tcW w:type="dxa" w:w="2268"/>
           </w:tcPr>
           <w:p>
+            <w:r/>
             <w:r>
+              <w:rPr>
+                <w:rFonts w:ascii="宋体" w:hAnsi="宋体" w:eastAsia="宋体"/>
+                <w:b w:val="0"/>
+                <w:sz w:val="21"/>
+              </w:rPr>
               <w:t>Study-C02</w:t>
             </w:r>
           </w:p>
@@ -587,7 +676,13 @@
             <w:tcW w:type="dxa" w:w="2268"/>
           </w:tcPr>
           <w:p>
+            <w:r/>
             <w:r>
+              <w:rPr>
+                <w:rFonts w:ascii="宋体" w:hAnsi="宋体" w:eastAsia="宋体"/>
+                <w:b w:val="0"/>
+                <w:sz w:val="21"/>
+              </w:rPr>
               <w:t>学生</w:t>
             </w:r>
           </w:p>
@@ -597,7 +692,13 @@
             <w:tcW w:type="dxa" w:w="2268"/>
           </w:tcPr>
           <w:p>
+            <w:r/>
             <w:r>
+              <w:rPr>
+                <w:rFonts w:ascii="宋体" w:hAnsi="宋体" w:eastAsia="宋体"/>
+                <w:b w:val="0"/>
+                <w:sz w:val="21"/>
+              </w:rPr>
               <w:t>学生选择座位与时间段并提交预约，系统校验可用性后生成预约号</w:t>
             </w:r>
           </w:p>
@@ -609,7 +710,13 @@
             <w:tcW w:type="dxa" w:w="2268"/>
           </w:tcPr>
           <w:p>
+            <w:r/>
             <w:r>
+              <w:rPr>
+                <w:rFonts w:ascii="宋体" w:hAnsi="宋体" w:eastAsia="宋体"/>
+                <w:b w:val="0"/>
+                <w:sz w:val="21"/>
+              </w:rPr>
               <w:t>取消预约</w:t>
             </w:r>
           </w:p>
@@ -619,7 +726,13 @@
             <w:tcW w:type="dxa" w:w="2268"/>
           </w:tcPr>
           <w:p>
+            <w:r/>
             <w:r>
+              <w:rPr>
+                <w:rFonts w:ascii="宋体" w:hAnsi="宋体" w:eastAsia="宋体"/>
+                <w:b w:val="0"/>
+                <w:sz w:val="21"/>
+              </w:rPr>
               <w:t>Study-C03</w:t>
             </w:r>
           </w:p>
@@ -629,7 +742,13 @@
             <w:tcW w:type="dxa" w:w="2268"/>
           </w:tcPr>
           <w:p>
+            <w:r/>
             <w:r>
+              <w:rPr>
+                <w:rFonts w:ascii="宋体" w:hAnsi="宋体" w:eastAsia="宋体"/>
+                <w:b w:val="0"/>
+                <w:sz w:val="21"/>
+              </w:rPr>
               <w:t>学生</w:t>
             </w:r>
           </w:p>
@@ -639,7 +758,13 @@
             <w:tcW w:type="dxa" w:w="2268"/>
           </w:tcPr>
           <w:p>
+            <w:r/>
             <w:r>
+              <w:rPr>
+                <w:rFonts w:ascii="宋体" w:hAnsi="宋体" w:eastAsia="宋体"/>
+                <w:b w:val="0"/>
+                <w:sz w:val="21"/>
+              </w:rPr>
               <w:t>学生在签到前取消未使用的预约，系统更新预约状态并释放座位</w:t>
             </w:r>
           </w:p>
@@ -651,7 +776,13 @@
             <w:tcW w:type="dxa" w:w="2268"/>
           </w:tcPr>
           <w:p>
+            <w:r/>
             <w:r>
+              <w:rPr>
+                <w:rFonts w:ascii="宋体" w:hAnsi="宋体" w:eastAsia="宋体"/>
+                <w:b w:val="0"/>
+                <w:sz w:val="21"/>
+              </w:rPr>
               <w:t>签到登记</w:t>
             </w:r>
           </w:p>
@@ -661,7 +792,13 @@
             <w:tcW w:type="dxa" w:w="2268"/>
           </w:tcPr>
           <w:p>
+            <w:r/>
             <w:r>
+              <w:rPr>
+                <w:rFonts w:ascii="宋体" w:hAnsi="宋体" w:eastAsia="宋体"/>
+                <w:b w:val="0"/>
+                <w:sz w:val="21"/>
+              </w:rPr>
               <w:t>Study-F01</w:t>
             </w:r>
           </w:p>
@@ -671,7 +808,13 @@
             <w:tcW w:type="dxa" w:w="2268"/>
           </w:tcPr>
           <w:p>
+            <w:r/>
             <w:r>
+              <w:rPr>
+                <w:rFonts w:ascii="宋体" w:hAnsi="宋体" w:eastAsia="宋体"/>
+                <w:b w:val="0"/>
+                <w:sz w:val="21"/>
+              </w:rPr>
               <w:t>值班管理员</w:t>
             </w:r>
           </w:p>
@@ -681,7 +824,13 @@
             <w:tcW w:type="dxa" w:w="2268"/>
           </w:tcPr>
           <w:p>
+            <w:r/>
             <w:r>
+              <w:rPr>
+                <w:rFonts w:ascii="宋体" w:hAnsi="宋体" w:eastAsia="宋体"/>
+                <w:b w:val="0"/>
+                <w:sz w:val="21"/>
+              </w:rPr>
               <w:t>值班管理员核验预约记录与学生证件，登记签到并将座位置为使用中</w:t>
             </w:r>
           </w:p>
@@ -693,7 +842,13 @@
             <w:tcW w:type="dxa" w:w="2268"/>
           </w:tcPr>
           <w:p>
+            <w:r/>
             <w:r>
+              <w:rPr>
+                <w:rFonts w:ascii="宋体" w:hAnsi="宋体" w:eastAsia="宋体"/>
+                <w:b w:val="0"/>
+                <w:sz w:val="21"/>
+              </w:rPr>
               <w:t>签退结算</w:t>
             </w:r>
           </w:p>
@@ -703,7 +858,13 @@
             <w:tcW w:type="dxa" w:w="2268"/>
           </w:tcPr>
           <w:p>
+            <w:r/>
             <w:r>
+              <w:rPr>
+                <w:rFonts w:ascii="宋体" w:hAnsi="宋体" w:eastAsia="宋体"/>
+                <w:b w:val="0"/>
+                <w:sz w:val="21"/>
+              </w:rPr>
               <w:t>Study-F02</w:t>
             </w:r>
           </w:p>
@@ -713,7 +874,13 @@
             <w:tcW w:type="dxa" w:w="2268"/>
           </w:tcPr>
           <w:p>
+            <w:r/>
             <w:r>
+              <w:rPr>
+                <w:rFonts w:ascii="宋体" w:hAnsi="宋体" w:eastAsia="宋体"/>
+                <w:b w:val="0"/>
+                <w:sz w:val="21"/>
+              </w:rPr>
               <w:t>值班管理员</w:t>
             </w:r>
           </w:p>
@@ -723,7 +890,13 @@
             <w:tcW w:type="dxa" w:w="2268"/>
           </w:tcPr>
           <w:p>
+            <w:r/>
             <w:r>
+              <w:rPr>
+                <w:rFonts w:ascii="宋体" w:hAnsi="宋体" w:eastAsia="宋体"/>
+                <w:b w:val="0"/>
+                <w:sz w:val="21"/>
+              </w:rPr>
               <w:t>值班管理员按实际使用时长核算费用与额外费用，生成签到记录，预约完结并释放座位</w:t>
             </w:r>
           </w:p>
@@ -735,7 +908,13 @@
             <w:tcW w:type="dxa" w:w="2268"/>
           </w:tcPr>
           <w:p>
+            <w:r/>
             <w:r>
+              <w:rPr>
+                <w:rFonts w:ascii="宋体" w:hAnsi="宋体" w:eastAsia="宋体"/>
+                <w:b w:val="0"/>
+                <w:sz w:val="21"/>
+              </w:rPr>
               <w:t>座位区域与费率维护</w:t>
             </w:r>
           </w:p>
@@ -745,7 +924,13 @@
             <w:tcW w:type="dxa" w:w="2268"/>
           </w:tcPr>
           <w:p>
+            <w:r/>
             <w:r>
+              <w:rPr>
+                <w:rFonts w:ascii="宋体" w:hAnsi="宋体" w:eastAsia="宋体"/>
+                <w:b w:val="0"/>
+                <w:sz w:val="21"/>
+              </w:rPr>
               <w:t>Study-M01</w:t>
             </w:r>
           </w:p>
@@ -755,7 +940,13 @@
             <w:tcW w:type="dxa" w:w="2268"/>
           </w:tcPr>
           <w:p>
+            <w:r/>
             <w:r>
+              <w:rPr>
+                <w:rFonts w:ascii="宋体" w:hAnsi="宋体" w:eastAsia="宋体"/>
+                <w:b w:val="0"/>
+                <w:sz w:val="21"/>
+              </w:rPr>
               <w:t>系统管理员</w:t>
             </w:r>
           </w:p>
@@ -765,7 +956,13 @@
             <w:tcW w:type="dxa" w:w="2268"/>
           </w:tcPr>
           <w:p>
+            <w:r/>
             <w:r>
+              <w:rPr>
+                <w:rFonts w:ascii="宋体" w:hAnsi="宋体" w:eastAsia="宋体"/>
+                <w:b w:val="0"/>
+                <w:sz w:val="21"/>
+              </w:rPr>
               <w:t>系统管理员新增、修改座位区域及其费率与座位数量，维护座位基础信息</w:t>
             </w:r>
           </w:p>
@@ -777,7 +974,13 @@
             <w:tcW w:type="dxa" w:w="2268"/>
           </w:tcPr>
           <w:p>
+            <w:r/>
             <w:r>
+              <w:rPr>
+                <w:rFonts w:ascii="宋体" w:hAnsi="宋体" w:eastAsia="宋体"/>
+                <w:b w:val="0"/>
+                <w:sz w:val="21"/>
+              </w:rPr>
               <w:t>座位状态维护</w:t>
             </w:r>
           </w:p>
@@ -787,7 +990,13 @@
             <w:tcW w:type="dxa" w:w="2268"/>
           </w:tcPr>
           <w:p>
+            <w:r/>
             <w:r>
+              <w:rPr>
+                <w:rFonts w:ascii="宋体" w:hAnsi="宋体" w:eastAsia="宋体"/>
+                <w:b w:val="0"/>
+                <w:sz w:val="21"/>
+              </w:rPr>
               <w:t>Study-M02</w:t>
             </w:r>
           </w:p>
@@ -797,7 +1006,13 @@
             <w:tcW w:type="dxa" w:w="2268"/>
           </w:tcPr>
           <w:p>
+            <w:r/>
             <w:r>
+              <w:rPr>
+                <w:rFonts w:ascii="宋体" w:hAnsi="宋体" w:eastAsia="宋体"/>
+                <w:b w:val="0"/>
+                <w:sz w:val="21"/>
+              </w:rPr>
               <w:t>系统管理员</w:t>
             </w:r>
           </w:p>
@@ -807,7 +1022,13 @@
             <w:tcW w:type="dxa" w:w="2268"/>
           </w:tcPr>
           <w:p>
+            <w:r/>
             <w:r>
+              <w:rPr>
+                <w:rFonts w:ascii="宋体" w:hAnsi="宋体" w:eastAsia="宋体"/>
+                <w:b w:val="0"/>
+                <w:sz w:val="21"/>
+              </w:rPr>
               <w:t>系统管理员更新座位状态（可用、已预约、使用中、维修），保证座位状态与实际一致</w:t>
             </w:r>
           </w:p>
@@ -819,7 +1040,13 @@
             <w:tcW w:type="dxa" w:w="2268"/>
           </w:tcPr>
           <w:p>
+            <w:r/>
             <w:r>
+              <w:rPr>
+                <w:rFonts w:ascii="宋体" w:hAnsi="宋体" w:eastAsia="宋体"/>
+                <w:b w:val="0"/>
+                <w:sz w:val="21"/>
+              </w:rPr>
               <w:t>预约记录管理</w:t>
             </w:r>
           </w:p>
@@ -829,7 +1056,13 @@
             <w:tcW w:type="dxa" w:w="2268"/>
           </w:tcPr>
           <w:p>
+            <w:r/>
             <w:r>
+              <w:rPr>
+                <w:rFonts w:ascii="宋体" w:hAnsi="宋体" w:eastAsia="宋体"/>
+                <w:b w:val="0"/>
+                <w:sz w:val="21"/>
+              </w:rPr>
               <w:t>Study-M03</w:t>
             </w:r>
           </w:p>
@@ -839,7 +1072,13 @@
             <w:tcW w:type="dxa" w:w="2268"/>
           </w:tcPr>
           <w:p>
+            <w:r/>
             <w:r>
+              <w:rPr>
+                <w:rFonts w:ascii="宋体" w:hAnsi="宋体" w:eastAsia="宋体"/>
+                <w:b w:val="0"/>
+                <w:sz w:val="21"/>
+              </w:rPr>
               <w:t>系统管理员</w:t>
             </w:r>
           </w:p>
@@ -849,13 +1088,20 @@
             <w:tcW w:type="dxa" w:w="2268"/>
           </w:tcPr>
           <w:p>
+            <w:r/>
             <w:r>
+              <w:rPr>
+                <w:rFonts w:ascii="宋体" w:hAnsi="宋体" w:eastAsia="宋体"/>
+                <w:b w:val="0"/>
+                <w:sz w:val="21"/>
+              </w:rPr>
               <w:t>系统管理员按日期、区域、状态查询与统计预约记录</w:t>
             </w:r>
           </w:p>
         </w:tc>
       </w:tr>
     </w:tbl>
+    <w:p/>
     <w:p>
       <w:r>
         <w:rPr>
@@ -863,12 +1109,12 @@
           <w:b w:val="0"/>
           <w:sz w:val="24"/>
         </w:rPr>
-        <w:t>编号规则：Study- + 角色首字母（C 学生 / F 值班管理员 / M 系统管理员）+ 两位序号，与后续实验的用例编号一一对应。</w:t>
+        <w:t>注：编号规则为 Study- + 角色首字母（C 学生 / F 值班管理员 / M 系统管理员）+ 两位序号，与后续实验的用例编号一一对应。</w:t>
       </w:r>
     </w:p>
     <w:p>
       <w:pPr>
-        <w:spacing w:before="240" w:after="120"/>
+        <w:spacing w:before="240"/>
       </w:pPr>
       <w:r>
         <w:rPr>
@@ -880,9 +1126,6 @@
       </w:r>
     </w:p>
     <w:p>
-      <w:pPr>
-        <w:spacing w:before="120" w:after="60"/>
-      </w:pPr>
       <w:r>
         <w:rPr>
           <w:rFonts w:ascii="黑体" w:hAnsi="黑体" w:eastAsia="黑体"/>
@@ -929,7 +1172,7 @@
           <w:b w:val="0"/>
           <w:sz w:val="24"/>
         </w:rPr>
-        <w:t>4. 本项目的建模主线是 MDA：CIM 阶段用业务用例图确定业务范围、用活动图梳理业务流程；PIM 阶段用系统用例图 + 用例叙述细化需求，用类图定义静态结构，用状态图刻画座位与预约记录的生命周期，用时序图描述一次预约/签到签退中的对象协作，最后按 PIM 编写代码。</w:t>
+        <w:t>4. 本项目的建模主线是 MDA：CIM 阶段用业务用例图确定业务范围、用活动图梳理业务流程；PIM 阶段用系统用例图与用例叙述细化需求，用类图定义静态结构，用状态图刻画座位与预约记录的生命周期，用时序图描述一次预约/签到签退中的对象协作，最后按 PIM 编写代码。</w:t>
       </w:r>
     </w:p>
     <w:p>
@@ -953,9 +1196,6 @@
       </w:r>
     </w:p>
     <w:p>
-      <w:pPr>
-        <w:spacing w:before="120" w:after="60"/>
-      </w:pPr>
       <w:r>
         <w:rPr>
           <w:rFonts w:ascii="黑体" w:hAnsi="黑体" w:eastAsia="黑体"/>
@@ -1002,7 +1242,7 @@
           <w:b w:val="0"/>
           <w:sz w:val="24"/>
         </w:rPr>
-        <w:t>4. 与后续实验的衔接：本实验的功能编号（Study-C/F/M 系列）将直接沿用为实验2 用例编号与实验3 类职责划分的依据；核心类名与接口在 docs/contract/接口契约.md 中先行约定，降低双人并行开发时的返工风险。</w:t>
+        <w:t>4. 与后续实验的衔接：本实验的功能编号（Study-C/F/M 系列）将直接沿用为实验2 用例编号与实验3 类职责划分的依据；核心类名与接口在《接口契约》中先行约定，降低双人并行开发时的返工风险。</w:t>
       </w:r>
     </w:p>
     <w:p>
@@ -1017,7 +1257,7 @@
     </w:p>
     <w:p>
       <w:pPr>
-        <w:spacing w:before="240" w:after="120"/>
+        <w:spacing w:before="240"/>
       </w:pPr>
       <w:r>
         <w:rPr>
@@ -1045,7 +1285,13 @@
             <w:tcW w:type="dxa" w:w="3024"/>
           </w:tcPr>
           <w:p>
+            <w:r/>
             <w:r>
+              <w:rPr>
+                <w:rFonts w:ascii="宋体" w:hAnsi="宋体" w:eastAsia="宋体"/>
+                <w:b/>
+                <w:sz w:val="22"/>
+              </w:rPr>
               <w:t>姓名</w:t>
             </w:r>
           </w:p>
@@ -1055,7 +1301,13 @@
             <w:tcW w:type="dxa" w:w="3024"/>
           </w:tcPr>
           <w:p>
+            <w:r/>
             <w:r>
+              <w:rPr>
+                <w:rFonts w:ascii="宋体" w:hAnsi="宋体" w:eastAsia="宋体"/>
+                <w:b/>
+                <w:sz w:val="22"/>
+              </w:rPr>
               <w:t>学号</w:t>
             </w:r>
           </w:p>
@@ -1065,7 +1317,13 @@
             <w:tcW w:type="dxa" w:w="3024"/>
           </w:tcPr>
           <w:p>
+            <w:r/>
             <w:r>
+              <w:rPr>
+                <w:rFonts w:ascii="宋体" w:hAnsi="宋体" w:eastAsia="宋体"/>
+                <w:b/>
+                <w:sz w:val="22"/>
+              </w:rPr>
               <w:t>本报告承担工作</w:t>
             </w:r>
           </w:p>
@@ -1077,7 +1335,13 @@
             <w:tcW w:type="dxa" w:w="3024"/>
           </w:tcPr>
           <w:p>
+            <w:r/>
             <w:r>
+              <w:rPr>
+                <w:rFonts w:ascii="宋体" w:hAnsi="宋体" w:eastAsia="宋体"/>
+                <w:b w:val="0"/>
+                <w:sz w:val="22"/>
+              </w:rPr>
               <w:t>易雨杰</w:t>
             </w:r>
           </w:p>
@@ -1087,7 +1351,13 @@
             <w:tcW w:type="dxa" w:w="3024"/>
           </w:tcPr>
           <w:p>
+            <w:r/>
             <w:r>
+              <w:rPr>
+                <w:rFonts w:ascii="宋体" w:hAnsi="宋体" w:eastAsia="宋体"/>
+                <w:b w:val="0"/>
+                <w:sz w:val="22"/>
+              </w:rPr>
               <w:t>2024611209</w:t>
             </w:r>
           </w:p>
@@ -1097,7 +1367,13 @@
             <w:tcW w:type="dxa" w:w="3024"/>
           </w:tcPr>
           <w:p>
+            <w:r/>
             <w:r>
+              <w:rPr>
+                <w:rFonts w:ascii="宋体" w:hAnsi="宋体" w:eastAsia="宋体"/>
+                <w:b w:val="0"/>
+                <w:sz w:val="22"/>
+              </w:rPr>
               <w:t>选题与系统目标、功能划分、功能结构图、StarUML 建模、报告撰写与排版</w:t>
             </w:r>
           </w:p>
@@ -1109,7 +1385,13 @@
             <w:tcW w:type="dxa" w:w="3024"/>
           </w:tcPr>
           <w:p>
+            <w:r/>
             <w:r>
+              <w:rPr>
+                <w:rFonts w:ascii="宋体" w:hAnsi="宋体" w:eastAsia="宋体"/>
+                <w:b w:val="0"/>
+                <w:sz w:val="22"/>
+              </w:rPr>
               <w:t>叶梅冰</w:t>
             </w:r>
           </w:p>
@@ -1119,7 +1401,13 @@
             <w:tcW w:type="dxa" w:w="3024"/>
           </w:tcPr>
           <w:p>
+            <w:r/>
             <w:r>
+              <w:rPr>
+                <w:rFonts w:ascii="宋体" w:hAnsi="宋体" w:eastAsia="宋体"/>
+                <w:b w:val="0"/>
+                <w:sz w:val="22"/>
+              </w:rPr>
               <w:t>2024611038</w:t>
             </w:r>
           </w:p>
@@ -1129,13 +1417,20 @@
             <w:tcW w:type="dxa" w:w="3024"/>
           </w:tcPr>
           <w:p>
+            <w:r/>
             <w:r>
+              <w:rPr>
+                <w:rFonts w:ascii="宋体" w:hAnsi="宋体" w:eastAsia="宋体"/>
+                <w:b w:val="0"/>
+                <w:sz w:val="22"/>
+              </w:rPr>
               <w:t>需求讨论、报告评审与修改意见、Git 分支协作</w:t>
             </w:r>
           </w:p>
         </w:tc>
       </w:tr>
     </w:tbl>
+    <w:p/>
     <w:p>
       <w:r>
         <w:rPr>
@@ -1143,17 +1438,93 @@
           <w:b w:val="0"/>
           <w:sz w:val="24"/>
         </w:rPr>
-        <w:t>本报告由成员A 撰写，成员B 参与评审。</w:t>
+        <w:t>仓库：https://github.com/yyj138/Study-Room-Reservation（待改名后更新）</w:t>
+      </w:r>
+    </w:p>
+    <w:p/>
+    <w:p>
+      <w:pPr>
+        <w:jc w:val="center"/>
+      </w:pPr>
+      <w:r>
+        <w:drawing>
+          <wp:inline xmlns:a="http://schemas.openxmlformats.org/drawingml/2006/main" xmlns:pic="http://schemas.openxmlformats.org/drawingml/2006/picture">
+            <wp:extent cx="2926080" cy="2862212"/>
+            <wp:docPr id="4" name="Picture 4"/>
+            <wp:cNvGraphicFramePr>
+              <a:graphicFrameLocks noChangeAspect="1"/>
+            </wp:cNvGraphicFramePr>
+            <a:graphic>
+              <a:graphicData uri="http://schemas.openxmlformats.org/drawingml/2006/picture">
+                <pic:pic>
+                  <pic:nvPicPr>
+                    <pic:cNvPr id="0" name="实验1_PR评审-1.png"/>
+                    <pic:cNvPicPr/>
+                  </pic:nvPicPr>
+                  <pic:blipFill>
+                    <a:blip r:embed="rId12"/>
+                    <a:stretch>
+                      <a:fillRect/>
+                    </a:stretch>
+                  </pic:blipFill>
+                  <pic:spPr>
+                    <a:xfrm>
+                      <a:off x="0" y="0"/>
+                      <a:ext cx="2926080" cy="2862212"/>
+                    </a:xfrm>
+                    <a:prstGeom prst="rect"/>
+                  </pic:spPr>
+                </pic:pic>
+              </a:graphicData>
+            </a:graphic>
+          </wp:inline>
+        </w:drawing>
+        <w:t xml:space="preserve">     </w:t>
+        <w:drawing>
+          <wp:inline xmlns:a="http://schemas.openxmlformats.org/drawingml/2006/main" xmlns:pic="http://schemas.openxmlformats.org/drawingml/2006/picture">
+            <wp:extent cx="2926080" cy="2847956"/>
+            <wp:docPr id="5" name="Picture 5"/>
+            <wp:cNvGraphicFramePr>
+              <a:graphicFrameLocks noChangeAspect="1"/>
+            </wp:cNvGraphicFramePr>
+            <a:graphic>
+              <a:graphicData uri="http://schemas.openxmlformats.org/drawingml/2006/picture">
+                <pic:pic>
+                  <pic:nvPicPr>
+                    <pic:cNvPr id="0" name="实验1_PR评审-2.png"/>
+                    <pic:cNvPicPr/>
+                  </pic:nvPicPr>
+                  <pic:blipFill>
+                    <a:blip r:embed="rId13"/>
+                    <a:stretch>
+                      <a:fillRect/>
+                    </a:stretch>
+                  </pic:blipFill>
+                  <pic:spPr>
+                    <a:xfrm>
+                      <a:off x="0" y="0"/>
+                      <a:ext cx="2926080" cy="2847956"/>
+                    </a:xfrm>
+                    <a:prstGeom prst="rect"/>
+                  </pic:spPr>
+                </pic:pic>
+              </a:graphicData>
+            </a:graphic>
+          </wp:inline>
+        </w:drawing>
       </w:r>
     </w:p>
     <w:p>
+      <w:pPr>
+        <w:jc w:val="center"/>
+      </w:pPr>
       <w:r>
         <w:rPr>
           <w:rFonts w:ascii="宋体" w:hAnsi="宋体" w:eastAsia="宋体"/>
           <w:b w:val="0"/>
-          <w:sz w:val="24"/>
+          <w:sz w:val="21"/>
         </w:rPr>
-        <w:t>仓库：https://github.com/yyj138/Hotel-Booking-System （待改名为 Study-Room-Reservation）</w:t>
+        <w:t>图 4-1  PR 评审页面                    图 4-2  PR 合并记录</w:t>
       </w:r>
     </w:p>
     <w:sectPr>
@@ -1529,9 +1900,6 @@
     <w:name w:val="Normal"/>
     <w:qFormat/>
     <w:rsid w:val="00FC693F"/>
-    <w:pPr>
-      <w:spacing w:line="360" w:lineRule="auto"/>
-    </w:pPr>
     <w:rPr>
       <w:rFonts w:ascii="宋体" w:hAnsi="宋体" w:eastAsia="宋体"/>
       <w:sz w:val="24"/>

--- a/docs/reports/实验1-系统目标及功能简述.docx
+++ b/docs/reports/实验1-系统目标及功能简述.docx
@@ -331,17 +331,17 @@
           <w:b w:val="0"/>
           <w:sz w:val="24"/>
         </w:rPr>
-        <w:t>●IntelliJIDEA+JDK17+Maven：后续编码阶段使用（MavenWrapper已随仓库提供）。</w:t>
+        <w:t>●IntelliJIDEA+JDK17+Maven：后续编码阶段使用</w:t>
       </w:r>
-    </w:p>
-    <w:p>
+      <w:bookmarkStart w:id="0" w:name="_GoBack"/>
+      <w:bookmarkEnd w:id="0"/>
       <w:r>
         <w:rPr>
           <w:rFonts w:ascii="宋体" w:hAnsi="宋体" w:eastAsia="宋体"/>
           <w:b w:val="0"/>
           <w:sz w:val="24"/>
         </w:rPr>
-        <w:t>●MicrosoftWord：实验报告的排版与提交。</w:t>
+        <w:t>。</w:t>
       </w:r>
     </w:p>
     <w:p>
@@ -1802,8 +1802,6 @@
         </w:rPr>
         <w:t>4.与后续实验的衔接：本实验的功能编号（Study-C/F/M系列）将直接沿用为实验2用例编号与实验3类职责划分的依据；核心类名与接口在《接口契约》中先行约定，降低双人并行开发时的返工风险。</w:t>
       </w:r>
-      <w:bookmarkStart w:id="0" w:name="_GoBack"/>
-      <w:bookmarkEnd w:id="0"/>
     </w:p>
     <w:p>
       <w:r>
@@ -2703,7 +2701,7 @@
     <w:lsdException w:unhideWhenUsed="0" w:uiPriority="68" w:semiHidden="0" w:name="Medium Grid 2 Accent 5"/>
     <w:lsdException w:unhideWhenUsed="0" w:uiPriority="69" w:semiHidden="0" w:name="Medium Grid 3 Accent 5"/>
     <w:lsdException w:unhideWhenUsed="0" w:uiPriority="70" w:semiHidden="0" w:name="Dark List Accent 5"/>
-    <w:lsdException w:unhideWhenUsed="0" w:uiPriority="71" w:semiHidden="0" w:name="Colorful Shading Accent 5"/>
+    <w:lsdException w:qFormat="1" w:unhideWhenUsed="0" w:uiPriority="71" w:semiHidden="0" w:name="Colorful Shading Accent 5"/>
     <w:lsdException w:unhideWhenUsed="0" w:uiPriority="72" w:semiHidden="0" w:name="Colorful List Accent 5"/>
     <w:lsdException w:unhideWhenUsed="0" w:uiPriority="73" w:semiHidden="0" w:name="Colorful Grid Accent 5"/>
     <w:lsdException w:unhideWhenUsed="0" w:uiPriority="60" w:semiHidden="0" w:name="Light Shading Accent 6"/>
@@ -13106,6 +13104,7 @@
   <w:style w:type="table" w:styleId="116">
     <w:name w:val="Colorful Shading Accent 5"/>
     <w:basedOn w:val="32"/>
+    <w:qFormat/>
     <w:uiPriority w:val="71"/>
     <w:pPr>
       <w:spacing w:after="0" w:line="240" w:lineRule="auto"/>

--- a/docs/reports/实验1-系统目标及功能简述.docx
+++ b/docs/reports/实验1-系统目标及功能简述.docx
@@ -204,11 +204,12 @@
         <w:t>完成自选项目的详细目标及功能简述</w:t>
       </w:r>
     </w:p>
-    <w:p/>
     <w:p>
       <w:pPr>
         <w:spacing w:before="240"/>
       </w:pPr>
+      <w:bookmarkStart w:id="0" w:name="_GoBack"/>
+      <w:bookmarkEnd w:id="0"/>
       <w:r>
         <w:rPr>
           <w:rFonts w:ascii="黑体" w:hAnsi="黑体" w:eastAsia="黑体"/>
@@ -331,17 +332,7 @@
           <w:b w:val="0"/>
           <w:sz w:val="24"/>
         </w:rPr>
-        <w:t>●IntelliJIDEA+JDK17+Maven：后续编码阶段使用</w:t>
-      </w:r>
-      <w:bookmarkStart w:id="0" w:name="_GoBack"/>
-      <w:bookmarkEnd w:id="0"/>
-      <w:r>
-        <w:rPr>
-          <w:rFonts w:ascii="宋体" w:hAnsi="宋体" w:eastAsia="宋体"/>
-          <w:b w:val="0"/>
-          <w:sz w:val="24"/>
-        </w:rPr>
-        <w:t>。</w:t>
+        <w:t>●IntelliJIDEA+JDK17+Maven：后续编码阶段使用。</w:t>
       </w:r>
     </w:p>
     <w:p>
@@ -622,17 +613,11 @@
         </w:rPr>
       </w:pPr>
       <w:r>
-        <w:rPr>
-          <w:rFonts w:ascii="宋体" w:hAnsi="宋体" w:eastAsia="宋体"/>
-          <w:b w:val="0"/>
-          <w:sz w:val="18"/>
-          <w:szCs w:val="18"/>
-        </w:rPr>
         <w:drawing>
           <wp:inline distT="0" distB="0" distL="114300" distR="114300">
-            <wp:extent cx="5486400" cy="1744980"/>
-            <wp:effectExtent l="0" t="0" r="0" b="7620"/>
-            <wp:docPr id="3" name="Picture 3"/>
+            <wp:extent cx="6184265" cy="1200150"/>
+            <wp:effectExtent l="0" t="0" r="0" b="5715"/>
+            <wp:docPr id="6" name="图片 2"/>
             <wp:cNvGraphicFramePr>
               <a:graphicFrameLocks xmlns:a="http://schemas.openxmlformats.org/drawingml/2006/main" noChangeAspect="1"/>
             </wp:cNvGraphicFramePr>
@@ -640,13 +625,27 @@
               <a:graphicData uri="http://schemas.openxmlformats.org/drawingml/2006/picture">
                 <pic:pic xmlns:pic="http://schemas.openxmlformats.org/drawingml/2006/picture">
                   <pic:nvPicPr>
-                    <pic:cNvPr id="3" name="Picture 3"/>
+                    <pic:cNvPr id="6" name="图片 2"/>
                     <pic:cNvPicPr>
                       <a:picLocks noChangeAspect="1"/>
                     </pic:cNvPicPr>
                   </pic:nvPicPr>
                   <pic:blipFill>
-                    <a:blip r:embed="rId8"/>
+                    <a:blip r:embed="rId8">
+                      <a:clrChange>
+                        <a:clrFrom>
+                          <a:srgbClr val="FFFFFF">
+                            <a:alpha val="100000"/>
+                          </a:srgbClr>
+                        </a:clrFrom>
+                        <a:clrTo>
+                          <a:srgbClr val="FFFFFF">
+                            <a:alpha val="100000"/>
+                            <a:alpha val="0"/>
+                          </a:srgbClr>
+                        </a:clrTo>
+                      </a:clrChange>
+                    </a:blip>
                     <a:stretch>
                       <a:fillRect/>
                     </a:stretch>
@@ -654,11 +653,15 @@
                   <pic:spPr>
                     <a:xfrm>
                       <a:off x="0" y="0"/>
-                      <a:ext cx="5486400" cy="1745072"/>
+                      <a:ext cx="6184265" cy="1200150"/>
                     </a:xfrm>
                     <a:prstGeom prst="rect">
                       <a:avLst/>
                     </a:prstGeom>
+                    <a:noFill/>
+                    <a:ln>
+                      <a:noFill/>
+                    </a:ln>
                   </pic:spPr>
                 </pic:pic>
               </a:graphicData>
@@ -2531,7 +2534,7 @@
     <w:lsdException w:qFormat="1" w:unhideWhenUsed="0" w:uiPriority="10" w:semiHidden="0" w:name="Title"/>
     <w:lsdException w:uiPriority="99" w:name="Closing"/>
     <w:lsdException w:uiPriority="99" w:name="Signature"/>
-    <w:lsdException w:uiPriority="1" w:name="Default Paragraph Font"/>
+    <w:lsdException w:qFormat="1" w:uiPriority="1" w:name="Default Paragraph Font"/>
     <w:lsdException w:uiPriority="99" w:semiHidden="0" w:name="Body Text"/>
     <w:lsdException w:uiPriority="99" w:name="Body Text Indent"/>
     <w:lsdException w:uiPriority="99" w:semiHidden="0" w:name="List Continue"/>
@@ -2973,6 +2976,7 @@
     <w:name w:val="Default Paragraph Font"/>
     <w:semiHidden/>
     <w:unhideWhenUsed/>
+    <w:qFormat/>
     <w:uiPriority w:val="1"/>
   </w:style>
   <w:style w:type="table" w:default="1" w:styleId="32">

--- a/docs/reports/实验1-系统目标及功能简述.docx
+++ b/docs/reports/实验1-系统目标及功能简述.docx
@@ -519,7 +519,7 @@
           <w:b w:val="0"/>
           <w:sz w:val="24"/>
         </w:rPr>
-        <w:t>自习室预约管理子系统：面向高校自习室使用场景，替代人工登记座位与预约的纸质流程，为学生提供在线的座位查询与预约入口，为值班管理员提供签到与签退结算支持，为系统管理员提供座位区域、费率与座位状态维护能力。</w:t>
+        <w:t>自习室预约管理子系统：面向高校免费公共自习室场景，替代人工登记座位与预约的纸质流程，为学生提供在线的座位查询与预约入口，以信用分机制约束爽约与超时行为；为值班管理员提供签到与签退释放支持；为系统管理员提供座位区域、座位状态与信用分规则维护能力。</w:t>
       </w:r>
     </w:p>
     <w:p>
@@ -539,7 +539,7 @@
           <w:b w:val="0"/>
           <w:sz w:val="24"/>
         </w:rPr>
-        <w:t>1.系统能够将座位区域、具体座位及其费率统一建档，并实时反映每个座位的当前状态。</w:t>
+        <w:t>1.系统能够将座位区域与具体座位统一建档，并实时反映每个座位的当前状态。</w:t>
       </w:r>
     </w:p>
     <w:p>
@@ -559,7 +559,7 @@
           <w:b w:val="0"/>
           <w:sz w:val="24"/>
         </w:rPr>
-        <w:t>3.值班管理员可以核验预约信息办理签到，签退时自动核算使用时长费用、生成签到记录并释放座位。</w:t>
+        <w:t>3.值班管理员可以核验预约信息办理签到，签退时释放座位，系统自动判定是否超时并记录信用分扣减。</w:t>
       </w:r>
     </w:p>
     <w:p>
@@ -579,7 +579,7 @@
           <w:b w:val="0"/>
           <w:sz w:val="24"/>
         </w:rPr>
-        <w:t>5.系统管理员可以维护座位区域、费率与座位数量，调整座位状态（可用、已预约、使用中、维修），并按条件查询与统计预约记录。</w:t>
+        <w:t>5.系统管理员可以维护座位区域与座位数量，调整座位状态（可用、已预约、使用中、维修），并按条件查询与统计预约记录。</w:t>
       </w:r>
     </w:p>
     <w:p>
@@ -943,7 +943,7 @@
                 <w:b w:val="0"/>
                 <w:sz w:val="21"/>
               </w:rPr>
-              <w:t>学生按日期、时间段与座位区域查询可用座位数量、费率及占用状态</w:t>
+              <w:t>学生按日期、时间段与座位区域查询可用座位数量及占用状态</w:t>
             </w:r>
           </w:p>
         </w:tc>
@@ -1044,7 +1044,7 @@
                 <w:b w:val="0"/>
                 <w:sz w:val="21"/>
               </w:rPr>
-              <w:t>学生选择座位与时间段并提交预约，系统校验可用性后生成预约号</w:t>
+              <w:t>学生选择座位与时间段并提交预约，系统校验信用分达标与座位可用后生成预约号</w:t>
             </w:r>
           </w:p>
         </w:tc>
@@ -1287,7 +1287,7 @@
                 <w:b w:val="0"/>
                 <w:sz w:val="21"/>
               </w:rPr>
-              <w:t>签退结算</w:t>
+              <w:t>签退释放</w:t>
             </w:r>
           </w:p>
         </w:tc>
@@ -1347,7 +1347,7 @@
                 <w:b w:val="0"/>
                 <w:sz w:val="21"/>
               </w:rPr>
-              <w:t>值班管理员按实际使用时长核算费用与额外费用，生成签到记录，预约完结并释放座位</w:t>
+              <w:t>值班管理员办理签退，系统释放座位并判定是否超时，超时则扣学生信用分</w:t>
             </w:r>
           </w:p>
         </w:tc>
@@ -1388,7 +1388,7 @@
                 <w:b w:val="0"/>
                 <w:sz w:val="21"/>
               </w:rPr>
-              <w:t>座位区域与费率维护</w:t>
+              <w:t>座位区域与规则维护</w:t>
             </w:r>
           </w:p>
         </w:tc>
@@ -1448,7 +1448,7 @@
                 <w:b w:val="0"/>
                 <w:sz w:val="21"/>
               </w:rPr>
-              <w:t>系统管理员新增、修改座位区域及其费率与座位数量，维护座位基础信息</w:t>
+              <w:t>系统管理员新增、修改座位区域及座位数量，维护信用分规则参数</w:t>
             </w:r>
           </w:p>
         </w:tc>
@@ -1590,7 +1590,7 @@
                 <w:b w:val="0"/>
                 <w:sz w:val="21"/>
               </w:rPr>
-              <w:t>预约记录管理</w:t>
+              <w:t>预约记录与信用分管理</w:t>
             </w:r>
           </w:p>
         </w:tc>
@@ -1650,7 +1650,7 @@
                 <w:b w:val="0"/>
                 <w:sz w:val="21"/>
               </w:rPr>
-              <w:t>系统管理员按日期、区域、状态查询与统计预约记录</w:t>
+              <w:t>系统管理员按日期、区域、状态查询与统计预约记录，查看学生信用分变动情况</w:t>
             </w:r>
           </w:p>
         </w:tc>
@@ -1783,7 +1783,7 @@
           <w:b w:val="0"/>
           <w:sz w:val="24"/>
         </w:rPr>
-        <w:t>2.功能粒度控制：将"预约"拆分为"查询座位-在线预约-取消预约"，将"使用周期"拆分为"签到登记-签退结算"，使每个功能都对应一次可观察的完整业务结果，便于后续实验2用例图的展开。</w:t>
+        <w:t>2.功能粒度控制：将"预约"拆分为"查询座位-在线预约-取消预约"，将"使用周期"拆分为"签到登记-签退释放"，使每个功能都对应一次可观察的完整业务结果，便于后续实验2用例图的展开。</w:t>
       </w:r>
     </w:p>
     <w:p>
@@ -1793,7 +1793,7 @@
           <w:b w:val="0"/>
           <w:sz w:val="24"/>
         </w:rPr>
-        <w:t>3.范围收敛：本期只做单自习室、单币种、无支付网关的桌面系统，费用以线下签到签退结算形式处理，避免范围蔓延影响实验进度。</w:t>
+        <w:t>3.范围收敛：本期只做单自习室的桌面系统，全程免费不涉及支付，以信用分机制（初始100，爽约扣5，超时扣1，低于80禁约）约束预约行为，避免范围蔓延影响实验进度。</w:t>
       </w:r>
     </w:p>
     <w:p>

--- a/docs/reports/实验1-系统目标及功能简述.docx
+++ b/docs/reports/实验1-系统目标及功能简述.docx
@@ -155,14 +155,6 @@
     </w:p>
     <w:p>
       <w:pPr>
-        <w:rPr>
-          <w:rFonts w:hint="default"/>
-          <w:lang w:val="en-US" w:eastAsia="zh-CN"/>
-        </w:rPr>
-      </w:pPr>
-    </w:p>
-    <w:p>
-      <w:pPr>
         <w:jc w:val="center"/>
       </w:pPr>
       <w:r>
@@ -208,8 +200,6 @@
       <w:pPr>
         <w:spacing w:before="240"/>
       </w:pPr>
-      <w:bookmarkStart w:id="0" w:name="_GoBack"/>
-      <w:bookmarkEnd w:id="0"/>
       <w:r>
         <w:rPr>
           <w:rFonts w:ascii="黑体" w:hAnsi="黑体" w:eastAsia="黑体"/>
@@ -336,6 +326,11 @@
       </w:r>
     </w:p>
     <w:p>
+      <w:pPr>
+        <w:ind w:firstLine="720" w:firstLineChars="0"/>
+      </w:pPr>
+      <w:bookmarkStart w:id="0" w:name="_GoBack"/>
+      <w:bookmarkEnd w:id="0"/>
       <w:r>
         <w:rPr>
           <w:rFonts w:ascii="宋体" w:hAnsi="宋体" w:eastAsia="宋体"/>
@@ -406,7 +401,26 @@
           <w:sz w:val="18"/>
           <w:szCs w:val="18"/>
         </w:rPr>
-        <w:t>图1StarUML启动界面</w:t>
+        <w:t>图1</w:t>
+      </w:r>
+      <w:r>
+        <w:rPr>
+          <w:rFonts w:hint="eastAsia"/>
+          <w:b w:val="0"/>
+          <w:sz w:val="18"/>
+          <w:szCs w:val="18"/>
+          <w:lang w:val="en-US" w:eastAsia="zh-CN"/>
+        </w:rPr>
+        <w:t xml:space="preserve"> </w:t>
+      </w:r>
+      <w:r>
+        <w:rPr>
+          <w:rFonts w:ascii="宋体" w:hAnsi="宋体" w:eastAsia="宋体"/>
+          <w:b w:val="0"/>
+          <w:sz w:val="18"/>
+          <w:szCs w:val="18"/>
+        </w:rPr>
+        <w:t>StarUML启动界面</w:t>
       </w:r>
     </w:p>
     <w:p>
@@ -2650,7 +2664,7 @@
     <w:lsdException w:unhideWhenUsed="0" w:uiPriority="70" w:semiHidden="0" w:name="Dark List Accent 1"/>
     <w:lsdException w:unhideWhenUsed="0" w:uiPriority="71" w:semiHidden="0" w:name="Colorful Shading Accent 1"/>
     <w:lsdException w:unhideWhenUsed="0" w:uiPriority="72" w:semiHidden="0" w:name="Colorful List Accent 1"/>
-    <w:lsdException w:unhideWhenUsed="0" w:uiPriority="73" w:semiHidden="0" w:name="Colorful Grid Accent 1"/>
+    <w:lsdException w:qFormat="1" w:unhideWhenUsed="0" w:uiPriority="73" w:semiHidden="0" w:name="Colorful Grid Accent 1"/>
     <w:lsdException w:unhideWhenUsed="0" w:uiPriority="60" w:semiHidden="0" w:name="Light Shading Accent 2"/>
     <w:lsdException w:unhideWhenUsed="0" w:uiPriority="61" w:semiHidden="0" w:name="Light List Accent 2"/>
     <w:lsdException w:unhideWhenUsed="0" w:uiPriority="62" w:semiHidden="0" w:name="Light Grid Accent 2"/>
@@ -14145,6 +14159,7 @@
   <w:style w:type="table" w:styleId="126">
     <w:name w:val="Colorful Grid Accent 1"/>
     <w:basedOn w:val="32"/>
+    <w:qFormat/>
     <w:uiPriority w:val="73"/>
     <w:pPr>
       <w:spacing w:after="0" w:line="240" w:lineRule="auto"/>

--- a/docs/reports/实验1-系统目标及功能简述.docx
+++ b/docs/reports/实验1-系统目标及功能简述.docx
@@ -329,8 +329,6 @@
       <w:pPr>
         <w:ind w:firstLine="720" w:firstLineChars="0"/>
       </w:pPr>
-      <w:bookmarkStart w:id="0" w:name="_GoBack"/>
-      <w:bookmarkEnd w:id="0"/>
       <w:r>
         <w:rPr>
           <w:rFonts w:ascii="宋体" w:hAnsi="宋体" w:eastAsia="宋体"/>
@@ -595,6 +593,8 @@
         </w:rPr>
         <w:t>5.系统管理员可以维护座位区域与座位数量，调整座位状态（可用、已预约、使用中、维修），并按条件查询与统计预约记录。</w:t>
       </w:r>
+      <w:bookmarkStart w:id="0" w:name="_GoBack"/>
+      <w:bookmarkEnd w:id="0"/>
     </w:p>
     <w:p>
       <w:r>
@@ -618,7 +618,7 @@
     </w:p>
     <w:p>
       <w:pPr>
-        <w:jc w:val="center"/>
+        <w:jc w:val="both"/>
         <w:rPr>
           <w:rFonts w:ascii="宋体" w:hAnsi="宋体" w:eastAsia="宋体"/>
           <w:b w:val="0"/>
@@ -629,9 +629,9 @@
       <w:r>
         <w:drawing>
           <wp:inline distT="0" distB="0" distL="114300" distR="114300">
-            <wp:extent cx="6184265" cy="1200150"/>
-            <wp:effectExtent l="0" t="0" r="0" b="5715"/>
-            <wp:docPr id="6" name="图片 2"/>
+            <wp:extent cx="6254750" cy="1368425"/>
+            <wp:effectExtent l="0" t="0" r="0" b="0"/>
+            <wp:docPr id="3" name="图片 2"/>
             <wp:cNvGraphicFramePr>
               <a:graphicFrameLocks xmlns:a="http://schemas.openxmlformats.org/drawingml/2006/main" noChangeAspect="1"/>
             </wp:cNvGraphicFramePr>
@@ -639,7 +639,7 @@
               <a:graphicData uri="http://schemas.openxmlformats.org/drawingml/2006/picture">
                 <pic:pic xmlns:pic="http://schemas.openxmlformats.org/drawingml/2006/picture">
                   <pic:nvPicPr>
-                    <pic:cNvPr id="6" name="图片 2"/>
+                    <pic:cNvPr id="3" name="图片 2"/>
                     <pic:cNvPicPr>
                       <a:picLocks noChangeAspect="1"/>
                     </pic:cNvPicPr>
@@ -660,6 +660,7 @@
                         </a:clrTo>
                       </a:clrChange>
                     </a:blip>
+                    <a:srcRect l="750" r="750"/>
                     <a:stretch>
                       <a:fillRect/>
                     </a:stretch>
@@ -667,7 +668,7 @@
                   <pic:spPr>
                     <a:xfrm>
                       <a:off x="0" y="0"/>
-                      <a:ext cx="6184265" cy="1200150"/>
+                      <a:ext cx="6254750" cy="1368425"/>
                     </a:xfrm>
                     <a:prstGeom prst="rect">
                       <a:avLst/>
@@ -2528,20 +2529,20 @@
     <w:lsdException w:uiPriority="99" w:name="endnote reference"/>
     <w:lsdException w:uiPriority="99" w:name="endnote text"/>
     <w:lsdException w:uiPriority="99" w:name="table of authorities"/>
-    <w:lsdException w:uiPriority="99" w:semiHidden="0" w:name="macro"/>
+    <w:lsdException w:qFormat="1" w:uiPriority="99" w:semiHidden="0" w:name="macro"/>
     <w:lsdException w:uiPriority="99" w:name="toa heading"/>
     <w:lsdException w:uiPriority="99" w:semiHidden="0" w:name="List"/>
-    <w:lsdException w:uiPriority="99" w:semiHidden="0" w:name="List Bullet"/>
-    <w:lsdException w:uiPriority="99" w:semiHidden="0" w:name="List Number"/>
+    <w:lsdException w:qFormat="1" w:uiPriority="99" w:semiHidden="0" w:name="List Bullet"/>
+    <w:lsdException w:qFormat="1" w:uiPriority="99" w:semiHidden="0" w:name="List Number"/>
     <w:lsdException w:uiPriority="99" w:semiHidden="0" w:name="List 2"/>
-    <w:lsdException w:uiPriority="99" w:semiHidden="0" w:name="List 3"/>
+    <w:lsdException w:qFormat="1" w:uiPriority="99" w:semiHidden="0" w:name="List 3"/>
     <w:lsdException w:uiPriority="99" w:name="List 4"/>
     <w:lsdException w:uiPriority="99" w:name="List 5"/>
     <w:lsdException w:uiPriority="99" w:semiHidden="0" w:name="List Bullet 2"/>
-    <w:lsdException w:uiPriority="99" w:semiHidden="0" w:name="List Bullet 3"/>
+    <w:lsdException w:qFormat="1" w:uiPriority="99" w:semiHidden="0" w:name="List Bullet 3"/>
     <w:lsdException w:uiPriority="99" w:name="List Bullet 4"/>
     <w:lsdException w:uiPriority="99" w:name="List Bullet 5"/>
-    <w:lsdException w:uiPriority="99" w:semiHidden="0" w:name="List Number 2"/>
+    <w:lsdException w:qFormat="1" w:uiPriority="99" w:semiHidden="0" w:name="List Number 2"/>
     <w:lsdException w:uiPriority="99" w:semiHidden="0" w:name="List Number 3"/>
     <w:lsdException w:uiPriority="99" w:name="List Number 4"/>
     <w:lsdException w:uiPriority="99" w:name="List Number 5"/>
@@ -2549,7 +2550,7 @@
     <w:lsdException w:uiPriority="99" w:name="Closing"/>
     <w:lsdException w:uiPriority="99" w:name="Signature"/>
     <w:lsdException w:qFormat="1" w:uiPriority="1" w:name="Default Paragraph Font"/>
-    <w:lsdException w:uiPriority="99" w:semiHidden="0" w:name="Body Text"/>
+    <w:lsdException w:qFormat="1" w:uiPriority="99" w:semiHidden="0" w:name="Body Text"/>
     <w:lsdException w:uiPriority="99" w:name="Body Text Indent"/>
     <w:lsdException w:uiPriority="99" w:semiHidden="0" w:name="List Continue"/>
     <w:lsdException w:uiPriority="99" w:semiHidden="0" w:name="List Continue 2"/>
@@ -2564,7 +2565,7 @@
     <w:lsdException w:uiPriority="99" w:name="Body Text First Indent 2"/>
     <w:lsdException w:uiPriority="99" w:name="Note Heading"/>
     <w:lsdException w:uiPriority="99" w:semiHidden="0" w:name="Body Text 2"/>
-    <w:lsdException w:uiPriority="99" w:semiHidden="0" w:name="Body Text 3"/>
+    <w:lsdException w:qFormat="1" w:uiPriority="99" w:semiHidden="0" w:name="Body Text 3"/>
     <w:lsdException w:uiPriority="99" w:name="Body Text Indent 2"/>
     <w:lsdException w:uiPriority="99" w:name="Body Text Indent 3"/>
     <w:lsdException w:uiPriority="99" w:name="Block Text"/>
@@ -3011,6 +3012,7 @@
     <w:name w:val="macro"/>
     <w:link w:val="147"/>
     <w:unhideWhenUsed/>
+    <w:qFormat/>
     <w:uiPriority w:val="99"/>
     <w:pPr>
       <w:tabs>
@@ -3035,6 +3037,7 @@
     <w:name w:val="List 3"/>
     <w:basedOn w:val="1"/>
     <w:unhideWhenUsed/>
+    <w:qFormat/>
     <w:uiPriority w:val="99"/>
     <w:pPr>
       <w:ind w:left="1080" w:hanging="360"/>
@@ -3045,6 +3048,7 @@
     <w:name w:val="List Number 2"/>
     <w:basedOn w:val="1"/>
     <w:unhideWhenUsed/>
+    <w:qFormat/>
     <w:uiPriority w:val="99"/>
     <w:pPr>
       <w:numPr>
@@ -3058,6 +3062,7 @@
     <w:name w:val="List Number"/>
     <w:basedOn w:val="1"/>
     <w:unhideWhenUsed/>
+    <w:qFormat/>
     <w:uiPriority w:val="99"/>
     <w:pPr>
       <w:numPr>
@@ -3095,6 +3100,7 @@
     <w:name w:val="List Bullet"/>
     <w:basedOn w:val="1"/>
     <w:unhideWhenUsed/>
+    <w:qFormat/>
     <w:uiPriority w:val="99"/>
     <w:pPr>
       <w:numPr>
@@ -3109,6 +3115,7 @@
     <w:basedOn w:val="1"/>
     <w:link w:val="146"/>
     <w:unhideWhenUsed/>
+    <w:qFormat/>
     <w:uiPriority w:val="99"/>
     <w:pPr>
       <w:spacing w:after="120"/>
@@ -3122,6 +3129,7 @@
     <w:name w:val="List Bullet 3"/>
     <w:basedOn w:val="1"/>
     <w:unhideWhenUsed/>
+    <w:qFormat/>
     <w:uiPriority w:val="99"/>
     <w:pPr>
       <w:numPr>
@@ -3136,6 +3144,7 @@
     <w:basedOn w:val="1"/>
     <w:link w:val="144"/>
     <w:unhideWhenUsed/>
+    <w:qFormat/>
     <w:uiPriority w:val="99"/>
     <w:pPr>
       <w:spacing w:after="120"/>

--- a/docs/reports/实验1-系统目标及功能简述.docx
+++ b/docs/reports/实验1-系统目标及功能简述.docx
@@ -593,8 +593,6 @@
         </w:rPr>
         <w:t>5.系统管理员可以维护座位区域与座位数量，调整座位状态（可用、已预约、使用中、维修），并按条件查询与统计预约记录。</w:t>
       </w:r>
-      <w:bookmarkStart w:id="0" w:name="_GoBack"/>
-      <w:bookmarkEnd w:id="0"/>
     </w:p>
     <w:p>
       <w:r>
@@ -2122,8 +2120,8 @@
       <w:r>
         <w:drawing>
           <wp:inline distT="0" distB="0" distL="114300" distR="114300">
-            <wp:extent cx="2877820" cy="2814320"/>
-            <wp:effectExtent l="0" t="0" r="5080" b="5080"/>
+            <wp:extent cx="2905760" cy="2924175"/>
+            <wp:effectExtent l="0" t="0" r="2540" b="9525"/>
             <wp:docPr id="4" name="Picture 4"/>
             <wp:cNvGraphicFramePr>
               <a:graphicFrameLocks xmlns:a="http://schemas.openxmlformats.org/drawingml/2006/main" noChangeAspect="1"/>
@@ -2139,6 +2137,7 @@
                   </pic:nvPicPr>
                   <pic:blipFill>
                     <a:blip r:embed="rId9"/>
+                    <a:srcRect l="19043" r="20823"/>
                     <a:stretch>
                       <a:fillRect/>
                     </a:stretch>
@@ -2146,7 +2145,7 @@
                   <pic:spPr>
                     <a:xfrm>
                       <a:off x="0" y="0"/>
-                      <a:ext cx="2877820" cy="2814320"/>
+                      <a:ext cx="2905760" cy="2924175"/>
                     </a:xfrm>
                     <a:prstGeom prst="rect">
                       <a:avLst/>
@@ -2159,10 +2158,17 @@
         </w:drawing>
       </w:r>
       <w:r>
+        <w:rPr>
+          <w:rFonts w:hint="eastAsia"/>
+          <w:lang w:val="en-US" w:eastAsia="zh-CN"/>
+        </w:rPr>
+        <w:t xml:space="preserve">  </w:t>
+      </w:r>
+      <w:r>
         <w:drawing>
           <wp:inline distT="0" distB="0" distL="114300" distR="114300">
-            <wp:extent cx="2868930" cy="2792095"/>
-            <wp:effectExtent l="0" t="0" r="1270" b="1905"/>
+            <wp:extent cx="2468245" cy="2948305"/>
+            <wp:effectExtent l="0" t="0" r="8255" b="10795"/>
             <wp:docPr id="5" name="Picture 5"/>
             <wp:cNvGraphicFramePr>
               <a:graphicFrameLocks xmlns:a="http://schemas.openxmlformats.org/drawingml/2006/main" noChangeAspect="1"/>
@@ -2185,7 +2191,7 @@
                   <pic:spPr>
                     <a:xfrm>
                       <a:off x="0" y="0"/>
-                      <a:ext cx="2868930" cy="2792095"/>
+                      <a:ext cx="2468245" cy="2948305"/>
                     </a:xfrm>
                     <a:prstGeom prst="rect">
                       <a:avLst/>
@@ -2197,6 +2203,8 @@
           </wp:inline>
         </w:drawing>
       </w:r>
+      <w:bookmarkStart w:id="0" w:name="_GoBack"/>
+      <w:bookmarkEnd w:id="0"/>
     </w:p>
     <w:p>
       <w:pPr>
@@ -2515,7 +2523,7 @@
     <w:lsdException w:uiPriority="99" w:name="Normal Indent"/>
     <w:lsdException w:uiPriority="99" w:name="footnote text"/>
     <w:lsdException w:uiPriority="99" w:name="annotation text"/>
-    <w:lsdException w:uiPriority="99" w:semiHidden="0" w:name="header"/>
+    <w:lsdException w:qFormat="1" w:uiPriority="99" w:semiHidden="0" w:name="header"/>
     <w:lsdException w:uiPriority="99" w:semiHidden="0" w:name="footer"/>
     <w:lsdException w:uiPriority="99" w:name="index heading"/>
     <w:lsdException w:qFormat="1" w:uiPriority="35" w:name="caption"/>
@@ -2531,14 +2539,14 @@
     <w:lsdException w:uiPriority="99" w:name="table of authorities"/>
     <w:lsdException w:qFormat="1" w:uiPriority="99" w:semiHidden="0" w:name="macro"/>
     <w:lsdException w:uiPriority="99" w:name="toa heading"/>
-    <w:lsdException w:uiPriority="99" w:semiHidden="0" w:name="List"/>
+    <w:lsdException w:qFormat="1" w:uiPriority="99" w:semiHidden="0" w:name="List"/>
     <w:lsdException w:qFormat="1" w:uiPriority="99" w:semiHidden="0" w:name="List Bullet"/>
     <w:lsdException w:qFormat="1" w:uiPriority="99" w:semiHidden="0" w:name="List Number"/>
-    <w:lsdException w:uiPriority="99" w:semiHidden="0" w:name="List 2"/>
+    <w:lsdException w:qFormat="1" w:uiPriority="99" w:semiHidden="0" w:name="List 2"/>
     <w:lsdException w:qFormat="1" w:uiPriority="99" w:semiHidden="0" w:name="List 3"/>
     <w:lsdException w:uiPriority="99" w:name="List 4"/>
     <w:lsdException w:uiPriority="99" w:name="List 5"/>
-    <w:lsdException w:uiPriority="99" w:semiHidden="0" w:name="List Bullet 2"/>
+    <w:lsdException w:qFormat="1" w:uiPriority="99" w:semiHidden="0" w:name="List Bullet 2"/>
     <w:lsdException w:qFormat="1" w:uiPriority="99" w:semiHidden="0" w:name="List Bullet 3"/>
     <w:lsdException w:uiPriority="99" w:name="List Bullet 4"/>
     <w:lsdException w:uiPriority="99" w:name="List Bullet 5"/>
@@ -2552,9 +2560,9 @@
     <w:lsdException w:qFormat="1" w:uiPriority="1" w:name="Default Paragraph Font"/>
     <w:lsdException w:qFormat="1" w:uiPriority="99" w:semiHidden="0" w:name="Body Text"/>
     <w:lsdException w:uiPriority="99" w:name="Body Text Indent"/>
-    <w:lsdException w:uiPriority="99" w:semiHidden="0" w:name="List Continue"/>
-    <w:lsdException w:uiPriority="99" w:semiHidden="0" w:name="List Continue 2"/>
-    <w:lsdException w:uiPriority="99" w:semiHidden="0" w:name="List Continue 3"/>
+    <w:lsdException w:qFormat="1" w:uiPriority="99" w:semiHidden="0" w:name="List Continue"/>
+    <w:lsdException w:qFormat="1" w:uiPriority="99" w:semiHidden="0" w:name="List Continue 2"/>
+    <w:lsdException w:qFormat="1" w:uiPriority="99" w:semiHidden="0" w:name="List Continue 3"/>
     <w:lsdException w:uiPriority="99" w:name="List Continue 4"/>
     <w:lsdException w:uiPriority="99" w:name="List Continue 5"/>
     <w:lsdException w:uiPriority="99" w:name="Message Header"/>
@@ -2564,7 +2572,7 @@
     <w:lsdException w:uiPriority="99" w:name="Body Text First Indent"/>
     <w:lsdException w:uiPriority="99" w:name="Body Text First Indent 2"/>
     <w:lsdException w:uiPriority="99" w:name="Note Heading"/>
-    <w:lsdException w:uiPriority="99" w:semiHidden="0" w:name="Body Text 2"/>
+    <w:lsdException w:qFormat="1" w:uiPriority="99" w:semiHidden="0" w:name="Body Text 2"/>
     <w:lsdException w:qFormat="1" w:uiPriority="99" w:semiHidden="0" w:name="Body Text 3"/>
     <w:lsdException w:uiPriority="99" w:name="Body Text Indent 2"/>
     <w:lsdException w:uiPriority="99" w:name="Body Text Indent 3"/>
@@ -2632,10 +2640,10 @@
     <w:lsdException w:uiPriority="99" w:name="Table Web 2"/>
     <w:lsdException w:uiPriority="99" w:name="Table Web 3"/>
     <w:lsdException w:uiPriority="99" w:name="Balloon Text"/>
-    <w:lsdException w:unhideWhenUsed="0" w:uiPriority="59" w:semiHidden="0" w:name="Table Grid"/>
+    <w:lsdException w:qFormat="1" w:unhideWhenUsed="0" w:uiPriority="59" w:semiHidden="0" w:name="Table Grid"/>
     <w:lsdException w:uiPriority="99" w:name="Table Theme"/>
     <w:lsdException w:qFormat="1" w:unhideWhenUsed="0" w:uiPriority="1" w:semiHidden="0" w:name="No Spacing"/>
-    <w:lsdException w:unhideWhenUsed="0" w:uiPriority="60" w:semiHidden="0" w:name="Light Shading"/>
+    <w:lsdException w:qFormat="1" w:unhideWhenUsed="0" w:uiPriority="60" w:semiHidden="0" w:name="Light Shading"/>
     <w:lsdException w:unhideWhenUsed="0" w:uiPriority="61" w:semiHidden="0" w:name="Light List"/>
     <w:lsdException w:unhideWhenUsed="0" w:uiPriority="62" w:semiHidden="0" w:name="Light Grid"/>
     <w:lsdException w:unhideWhenUsed="0" w:uiPriority="63" w:semiHidden="0" w:name="Medium Shading 1"/>
@@ -2649,7 +2657,7 @@
     <w:lsdException w:unhideWhenUsed="0" w:uiPriority="71" w:semiHidden="0" w:name="Colorful Shading"/>
     <w:lsdException w:unhideWhenUsed="0" w:uiPriority="72" w:semiHidden="0" w:name="Colorful List"/>
     <w:lsdException w:unhideWhenUsed="0" w:uiPriority="73" w:semiHidden="0" w:name="Colorful Grid"/>
-    <w:lsdException w:unhideWhenUsed="0" w:uiPriority="60" w:semiHidden="0" w:name="Light Shading Accent 1"/>
+    <w:lsdException w:qFormat="1" w:unhideWhenUsed="0" w:uiPriority="60" w:semiHidden="0" w:name="Light Shading Accent 1"/>
     <w:lsdException w:unhideWhenUsed="0" w:uiPriority="61" w:semiHidden="0" w:name="Light List Accent 1"/>
     <w:lsdException w:unhideWhenUsed="0" w:uiPriority="62" w:semiHidden="0" w:name="Light Grid Accent 1"/>
     <w:lsdException w:unhideWhenUsed="0" w:uiPriority="63" w:semiHidden="0" w:name="Medium Shading 1 Accent 1"/>
@@ -2666,7 +2674,7 @@
     <w:lsdException w:unhideWhenUsed="0" w:uiPriority="71" w:semiHidden="0" w:name="Colorful Shading Accent 1"/>
     <w:lsdException w:unhideWhenUsed="0" w:uiPriority="72" w:semiHidden="0" w:name="Colorful List Accent 1"/>
     <w:lsdException w:qFormat="1" w:unhideWhenUsed="0" w:uiPriority="73" w:semiHidden="0" w:name="Colorful Grid Accent 1"/>
-    <w:lsdException w:unhideWhenUsed="0" w:uiPriority="60" w:semiHidden="0" w:name="Light Shading Accent 2"/>
+    <w:lsdException w:qFormat="1" w:unhideWhenUsed="0" w:uiPriority="60" w:semiHidden="0" w:name="Light Shading Accent 2"/>
     <w:lsdException w:unhideWhenUsed="0" w:uiPriority="61" w:semiHidden="0" w:name="Light List Accent 2"/>
     <w:lsdException w:unhideWhenUsed="0" w:uiPriority="62" w:semiHidden="0" w:name="Light Grid Accent 2"/>
     <w:lsdException w:unhideWhenUsed="0" w:uiPriority="63" w:semiHidden="0" w:name="Medium Shading 1 Accent 2"/>
@@ -2680,7 +2688,7 @@
     <w:lsdException w:unhideWhenUsed="0" w:uiPriority="71" w:semiHidden="0" w:name="Colorful Shading Accent 2"/>
     <w:lsdException w:unhideWhenUsed="0" w:uiPriority="72" w:semiHidden="0" w:name="Colorful List Accent 2"/>
     <w:lsdException w:unhideWhenUsed="0" w:uiPriority="73" w:semiHidden="0" w:name="Colorful Grid Accent 2"/>
-    <w:lsdException w:unhideWhenUsed="0" w:uiPriority="60" w:semiHidden="0" w:name="Light Shading Accent 3"/>
+    <w:lsdException w:qFormat="1" w:unhideWhenUsed="0" w:uiPriority="60" w:semiHidden="0" w:name="Light Shading Accent 3"/>
     <w:lsdException w:unhideWhenUsed="0" w:uiPriority="61" w:semiHidden="0" w:name="Light List Accent 3"/>
     <w:lsdException w:unhideWhenUsed="0" w:uiPriority="62" w:semiHidden="0" w:name="Light Grid Accent 3"/>
     <w:lsdException w:unhideWhenUsed="0" w:uiPriority="63" w:semiHidden="0" w:name="Medium Shading 1 Accent 3"/>
@@ -2694,7 +2702,7 @@
     <w:lsdException w:unhideWhenUsed="0" w:uiPriority="71" w:semiHidden="0" w:name="Colorful Shading Accent 3"/>
     <w:lsdException w:unhideWhenUsed="0" w:uiPriority="72" w:semiHidden="0" w:name="Colorful List Accent 3"/>
     <w:lsdException w:unhideWhenUsed="0" w:uiPriority="73" w:semiHidden="0" w:name="Colorful Grid Accent 3"/>
-    <w:lsdException w:unhideWhenUsed="0" w:uiPriority="60" w:semiHidden="0" w:name="Light Shading Accent 4"/>
+    <w:lsdException w:qFormat="1" w:unhideWhenUsed="0" w:uiPriority="60" w:semiHidden="0" w:name="Light Shading Accent 4"/>
     <w:lsdException w:unhideWhenUsed="0" w:uiPriority="61" w:semiHidden="0" w:name="Light List Accent 4"/>
     <w:lsdException w:unhideWhenUsed="0" w:uiPriority="62" w:semiHidden="0" w:name="Light Grid Accent 4"/>
     <w:lsdException w:unhideWhenUsed="0" w:uiPriority="63" w:semiHidden="0" w:name="Medium Shading 1 Accent 4"/>
@@ -3167,6 +3175,7 @@
     <w:name w:val="List 2"/>
     <w:basedOn w:val="1"/>
     <w:unhideWhenUsed/>
+    <w:qFormat/>
     <w:uiPriority w:val="99"/>
     <w:pPr>
       <w:ind w:left="720" w:hanging="360"/>
@@ -3177,6 +3186,7 @@
     <w:name w:val="List Continue"/>
     <w:basedOn w:val="1"/>
     <w:unhideWhenUsed/>
+    <w:qFormat/>
     <w:uiPriority w:val="99"/>
     <w:pPr>
       <w:spacing w:after="120"/>
@@ -3188,6 +3198,7 @@
     <w:name w:val="List Bullet 2"/>
     <w:basedOn w:val="1"/>
     <w:unhideWhenUsed/>
+    <w:qFormat/>
     <w:uiPriority w:val="99"/>
     <w:pPr>
       <w:numPr>
@@ -3216,6 +3227,7 @@
     <w:basedOn w:val="1"/>
     <w:link w:val="135"/>
     <w:unhideWhenUsed/>
+    <w:qFormat/>
     <w:uiPriority w:val="99"/>
     <w:pPr>
       <w:tabs>
@@ -3251,6 +3263,7 @@
     <w:name w:val="List"/>
     <w:basedOn w:val="1"/>
     <w:unhideWhenUsed/>
+    <w:qFormat/>
     <w:uiPriority w:val="99"/>
     <w:pPr>
       <w:ind w:left="360" w:hanging="360"/>
@@ -3262,6 +3275,7 @@
     <w:basedOn w:val="1"/>
     <w:link w:val="145"/>
     <w:unhideWhenUsed/>
+    <w:qFormat/>
     <w:uiPriority w:val="99"/>
     <w:pPr>
       <w:spacing w:after="120" w:line="480" w:lineRule="auto"/>
@@ -3271,6 +3285,7 @@
     <w:name w:val="List Continue 2"/>
     <w:basedOn w:val="1"/>
     <w:unhideWhenUsed/>
+    <w:qFormat/>
     <w:uiPriority w:val="99"/>
     <w:pPr>
       <w:spacing w:after="120"/>
@@ -3282,6 +3297,7 @@
     <w:name w:val="List Continue 3"/>
     <w:basedOn w:val="1"/>
     <w:unhideWhenUsed/>
+    <w:qFormat/>
     <w:uiPriority w:val="99"/>
     <w:pPr>
       <w:spacing w:after="120"/>
@@ -3315,6 +3331,7 @@
   <w:style w:type="table" w:styleId="33">
     <w:name w:val="Table Grid"/>
     <w:basedOn w:val="32"/>
+    <w:qFormat/>
     <w:uiPriority w:val="59"/>
     <w:pPr>
       <w:spacing w:after="0" w:line="240" w:lineRule="auto"/>
@@ -3339,6 +3356,7 @@
   <w:style w:type="table" w:styleId="34">
     <w:name w:val="Light Shading"/>
     <w:basedOn w:val="32"/>
+    <w:qFormat/>
     <w:uiPriority w:val="60"/>
     <w:pPr>
       <w:spacing w:after="0" w:line="240" w:lineRule="auto"/>
@@ -3438,6 +3456,7 @@
   <w:style w:type="table" w:styleId="35">
     <w:name w:val="Light Shading Accent 1"/>
     <w:basedOn w:val="32"/>
+    <w:qFormat/>
     <w:uiPriority w:val="60"/>
     <w:pPr>
       <w:spacing w:after="0" w:line="240" w:lineRule="auto"/>
@@ -3537,6 +3556,7 @@
   <w:style w:type="table" w:styleId="36">
     <w:name w:val="Light Shading Accent 2"/>
     <w:basedOn w:val="32"/>
+    <w:qFormat/>
     <w:uiPriority w:val="60"/>
     <w:pPr>
       <w:spacing w:after="0" w:line="240" w:lineRule="auto"/>
@@ -3636,6 +3656,7 @@
   <w:style w:type="table" w:styleId="37">
     <w:name w:val="Light Shading Accent 3"/>
     <w:basedOn w:val="32"/>
+    <w:qFormat/>
     <w:uiPriority w:val="60"/>
     <w:pPr>
       <w:spacing w:after="0" w:line="240" w:lineRule="auto"/>
@@ -3735,6 +3756,7 @@
   <w:style w:type="table" w:styleId="38">
     <w:name w:val="Light Shading Accent 4"/>
     <w:basedOn w:val="32"/>
+    <w:qFormat/>
     <w:uiPriority w:val="60"/>
     <w:pPr>
       <w:spacing w:after="0" w:line="240" w:lineRule="auto"/>
